--- a/Task 1/Task 1a/Task1_Proposal_RegistrationNumber__Naser_A.docx
+++ b/Task 1/Task 1a/Task1_Proposal_RegistrationNumber__Naser_A.docx
@@ -302,7 +302,7 @@
           <w:r>
             <w:fldChar w:fldCharType="separate"/>
           </w:r>
-          <w:hyperlink w:anchor="_Toc223956243" w:history="1">
+          <w:hyperlink w:anchor="_Toc223961286" w:history="1">
             <w:r>
               <w:rPr>
                 <w:rStyle w:val="Hyperlink"/>
@@ -329,7 +329,7 @@
                 <w:noProof/>
                 <w:webHidden/>
               </w:rPr>
-              <w:instrText xml:space="preserve"> PAGEREF _Toc223956243 \h </w:instrText>
+              <w:instrText xml:space="preserve"> PAGEREF _Toc223961286 \h </w:instrText>
             </w:r>
             <w:r>
               <w:rPr>
@@ -372,7 +372,7 @@
               <w:lang w:eastAsia="en-GB"/>
             </w:rPr>
           </w:pPr>
-          <w:hyperlink w:anchor="_Toc223956244" w:history="1">
+          <w:hyperlink w:anchor="_Toc223961287" w:history="1">
             <w:r>
               <w:rPr>
                 <w:rStyle w:val="Hyperlink"/>
@@ -399,7 +399,7 @@
                 <w:noProof/>
                 <w:webHidden/>
               </w:rPr>
-              <w:instrText xml:space="preserve"> PAGEREF _Toc223956244 \h </w:instrText>
+              <w:instrText xml:space="preserve"> PAGEREF _Toc223961287 \h </w:instrText>
             </w:r>
             <w:r>
               <w:rPr>
@@ -442,7 +442,7 @@
               <w:lang w:eastAsia="en-GB"/>
             </w:rPr>
           </w:pPr>
-          <w:hyperlink w:anchor="_Toc223956245" w:history="1">
+          <w:hyperlink w:anchor="_Toc223961288" w:history="1">
             <w:r>
               <w:rPr>
                 <w:rStyle w:val="Hyperlink"/>
@@ -469,7 +469,7 @@
                 <w:noProof/>
                 <w:webHidden/>
               </w:rPr>
-              <w:instrText xml:space="preserve"> PAGEREF _Toc223956245 \h </w:instrText>
+              <w:instrText xml:space="preserve"> PAGEREF _Toc223961288 \h </w:instrText>
             </w:r>
             <w:r>
               <w:rPr>
@@ -512,7 +512,7 @@
               <w:lang w:eastAsia="en-GB"/>
             </w:rPr>
           </w:pPr>
-          <w:hyperlink w:anchor="_Toc223956246" w:history="1">
+          <w:hyperlink w:anchor="_Toc223961289" w:history="1">
             <w:r>
               <w:rPr>
                 <w:rStyle w:val="Hyperlink"/>
@@ -539,7 +539,7 @@
                 <w:noProof/>
                 <w:webHidden/>
               </w:rPr>
-              <w:instrText xml:space="preserve"> PAGEREF _Toc223956246 \h </w:instrText>
+              <w:instrText xml:space="preserve"> PAGEREF _Toc223961289 \h </w:instrText>
             </w:r>
             <w:r>
               <w:rPr>
@@ -559,7 +559,7 @@
                 <w:noProof/>
                 <w:webHidden/>
               </w:rPr>
-              <w:t>5</w:t>
+              <w:t>6</w:t>
             </w:r>
             <w:r>
               <w:rPr>
@@ -582,7 +582,7 @@
               <w:lang w:eastAsia="en-GB"/>
             </w:rPr>
           </w:pPr>
-          <w:hyperlink w:anchor="_Toc223956247" w:history="1">
+          <w:hyperlink w:anchor="_Toc223961290" w:history="1">
             <w:r>
               <w:rPr>
                 <w:rStyle w:val="Hyperlink"/>
@@ -609,7 +609,7 @@
                 <w:noProof/>
                 <w:webHidden/>
               </w:rPr>
-              <w:instrText xml:space="preserve"> PAGEREF _Toc223956247 \h </w:instrText>
+              <w:instrText xml:space="preserve"> PAGEREF _Toc223961290 \h </w:instrText>
             </w:r>
             <w:r>
               <w:rPr>
@@ -629,7 +629,7 @@
                 <w:noProof/>
                 <w:webHidden/>
               </w:rPr>
-              <w:t>6</w:t>
+              <w:t>7</w:t>
             </w:r>
             <w:r>
               <w:rPr>
@@ -652,7 +652,7 @@
               <w:lang w:eastAsia="en-GB"/>
             </w:rPr>
           </w:pPr>
-          <w:hyperlink w:anchor="_Toc223956248" w:history="1">
+          <w:hyperlink w:anchor="_Toc223961291" w:history="1">
             <w:r>
               <w:rPr>
                 <w:rStyle w:val="Hyperlink"/>
@@ -679,7 +679,7 @@
                 <w:noProof/>
                 <w:webHidden/>
               </w:rPr>
-              <w:instrText xml:space="preserve"> PAGEREF _Toc223956248 \h </w:instrText>
+              <w:instrText xml:space="preserve"> PAGEREF _Toc223961291 \h </w:instrText>
             </w:r>
             <w:r>
               <w:rPr>
@@ -699,7 +699,7 @@
                 <w:noProof/>
                 <w:webHidden/>
               </w:rPr>
-              <w:t>8</w:t>
+              <w:t>9</w:t>
             </w:r>
             <w:r>
               <w:rPr>
@@ -722,7 +722,7 @@
               <w:lang w:eastAsia="en-GB"/>
             </w:rPr>
           </w:pPr>
-          <w:hyperlink w:anchor="_Toc223956249" w:history="1">
+          <w:hyperlink w:anchor="_Toc223961292" w:history="1">
             <w:r>
               <w:rPr>
                 <w:rStyle w:val="Hyperlink"/>
@@ -749,7 +749,7 @@
                 <w:noProof/>
                 <w:webHidden/>
               </w:rPr>
-              <w:instrText xml:space="preserve"> PAGEREF _Toc223956249 \h </w:instrText>
+              <w:instrText xml:space="preserve"> PAGEREF _Toc223961292 \h </w:instrText>
             </w:r>
             <w:r>
               <w:rPr>
@@ -769,7 +769,7 @@
                 <w:noProof/>
                 <w:webHidden/>
               </w:rPr>
-              <w:t>8</w:t>
+              <w:t>10</w:t>
             </w:r>
             <w:r>
               <w:rPr>
@@ -792,7 +792,7 @@
               <w:lang w:eastAsia="en-GB"/>
             </w:rPr>
           </w:pPr>
-          <w:hyperlink w:anchor="_Toc223956250" w:history="1">
+          <w:hyperlink w:anchor="_Toc223961293" w:history="1">
             <w:r>
               <w:rPr>
                 <w:rStyle w:val="Hyperlink"/>
@@ -819,7 +819,7 @@
                 <w:noProof/>
                 <w:webHidden/>
               </w:rPr>
-              <w:instrText xml:space="preserve"> PAGEREF _Toc223956250 \h </w:instrText>
+              <w:instrText xml:space="preserve"> PAGEREF _Toc223961293 \h </w:instrText>
             </w:r>
             <w:r>
               <w:rPr>
@@ -839,7 +839,7 @@
                 <w:noProof/>
                 <w:webHidden/>
               </w:rPr>
-              <w:t>9</w:t>
+              <w:t>10</w:t>
             </w:r>
             <w:r>
               <w:rPr>
@@ -862,7 +862,7 @@
               <w:lang w:eastAsia="en-GB"/>
             </w:rPr>
           </w:pPr>
-          <w:hyperlink w:anchor="_Toc223956251" w:history="1">
+          <w:hyperlink w:anchor="_Toc223961294" w:history="1">
             <w:r>
               <w:rPr>
                 <w:rStyle w:val="Hyperlink"/>
@@ -889,7 +889,7 @@
                 <w:noProof/>
                 <w:webHidden/>
               </w:rPr>
-              <w:instrText xml:space="preserve"> PAGEREF _Toc223956251 \h </w:instrText>
+              <w:instrText xml:space="preserve"> PAGEREF _Toc223961294 \h </w:instrText>
             </w:r>
             <w:r>
               <w:rPr>
@@ -909,7 +909,7 @@
                 <w:noProof/>
                 <w:webHidden/>
               </w:rPr>
-              <w:t>9</w:t>
+              <w:t>10</w:t>
             </w:r>
             <w:r>
               <w:rPr>
@@ -932,7 +932,7 @@
               <w:lang w:eastAsia="en-GB"/>
             </w:rPr>
           </w:pPr>
-          <w:hyperlink w:anchor="_Toc223956252" w:history="1">
+          <w:hyperlink w:anchor="_Toc223961295" w:history="1">
             <w:r>
               <w:rPr>
                 <w:rStyle w:val="Hyperlink"/>
@@ -959,7 +959,7 @@
                 <w:noProof/>
                 <w:webHidden/>
               </w:rPr>
-              <w:instrText xml:space="preserve"> PAGEREF _Toc223956252 \h </w:instrText>
+              <w:instrText xml:space="preserve"> PAGEREF _Toc223961295 \h </w:instrText>
             </w:r>
             <w:r>
               <w:rPr>
@@ -979,7 +979,7 @@
                 <w:noProof/>
                 <w:webHidden/>
               </w:rPr>
-              <w:t>10</w:t>
+              <w:t>11</w:t>
             </w:r>
             <w:r>
               <w:rPr>
@@ -1024,7 +1024,7 @@
       <w:pPr>
         <w:pStyle w:val="Heading1"/>
       </w:pPr>
-      <w:bookmarkStart w:id="0" w:name="_Toc223956243"/>
+      <w:bookmarkStart w:id="0" w:name="_Toc223961286"/>
       <w:r>
         <w:lastRenderedPageBreak/>
         <w:t>Research</w:t>
@@ -1035,12 +1035,12 @@
     <w:p/>
     <w:p>
       <w:r>
-        <w:t>Planetorganic.com</w:t>
+        <w:t>robertsfarmshop.co.uk</w:t>
       </w:r>
     </w:p>
     <w:p>
       <w:r>
-        <w:t>Openfoodnetwork.org</w:t>
+        <w:t>www.beckettsfarm.co.uk</w:t>
       </w:r>
     </w:p>
     <w:p>
@@ -1077,7 +1077,7 @@
       <w:pPr>
         <w:pStyle w:val="Heading1"/>
       </w:pPr>
-      <w:bookmarkStart w:id="1" w:name="_Toc223956244"/>
+      <w:bookmarkStart w:id="1" w:name="_Toc223961287"/>
       <w:r>
         <w:lastRenderedPageBreak/>
         <w:t>Business Context</w:t>
@@ -1120,7 +1120,7 @@
           <w:rFonts w:ascii="Calibri" w:hAnsi="Calibri" w:cs="Calibri"/>
           <w:color w:val="0D0D0D" w:themeColor="text1" w:themeTint="F2"/>
         </w:rPr>
-        <w:t>Greenfield Local Hub, the client, would like that the digital solution provides</w:t>
+        <w:t>Many competitors</w:t>
       </w:r>
       <w:r>
         <w:rPr>
@@ -1134,56 +1134,64 @@
           <w:rFonts w:ascii="Calibri" w:hAnsi="Calibri" w:cs="Calibri"/>
           <w:color w:val="0D0D0D" w:themeColor="text1" w:themeTint="F2"/>
         </w:rPr>
-        <w:t>information about the producers, their methods and the benefits of buying locally</w:t>
+        <w:t xml:space="preserve">in the local farming and food producing industry fail to provide essential and necessary information in their </w:t>
       </w:r>
       <w:r>
         <w:rPr>
           <w:rFonts w:ascii="Calibri" w:hAnsi="Calibri" w:cs="Calibri"/>
           <w:color w:val="0D0D0D" w:themeColor="text1" w:themeTint="F2"/>
         </w:rPr>
-        <w:t xml:space="preserve">. </w:t>
+        <w:t>digital solution</w:t>
       </w:r>
       <w:r>
         <w:rPr>
           <w:rFonts w:ascii="Calibri" w:hAnsi="Calibri" w:cs="Calibri"/>
           <w:color w:val="0D0D0D" w:themeColor="text1" w:themeTint="F2"/>
         </w:rPr>
-        <w:t xml:space="preserve">After researching </w:t>
+        <w:t xml:space="preserve">. Most of them never mention specifically who the producers </w:t>
       </w:r>
-    </w:p>
-    <w:p>
-      <w:pPr>
-        <w:pStyle w:val="Subtitle"/>
+      <w:r>
         <w:rPr>
           <w:rFonts w:ascii="Calibri" w:hAnsi="Calibri" w:cs="Calibri"/>
           <w:color w:val="0D0D0D" w:themeColor="text1" w:themeTint="F2"/>
         </w:rPr>
-      </w:pPr>
-    </w:p>
-    <w:p>
-      <w:pPr>
-        <w:pStyle w:val="Subtitle"/>
+        <w:t xml:space="preserve">of the products </w:t>
+      </w:r>
+      <w:r>
         <w:rPr>
           <w:rFonts w:ascii="Calibri" w:hAnsi="Calibri" w:cs="Calibri"/>
           <w:color w:val="0D0D0D" w:themeColor="text1" w:themeTint="F2"/>
         </w:rPr>
-      </w:pPr>
+        <w:t xml:space="preserve">are, as well as the methods they have used and </w:t>
+      </w:r>
       <w:r>
         <w:rPr>
           <w:rFonts w:ascii="Calibri" w:hAnsi="Calibri" w:cs="Calibri"/>
           <w:color w:val="0D0D0D" w:themeColor="text1" w:themeTint="F2"/>
         </w:rPr>
-        <w:t xml:space="preserve">Customers would like to know who produced the food that are being sold before making any purchase, they want to know how the products were grown or made as well. Customers should also know what are the </w:t>
+        <w:t xml:space="preserve">they also fail to bring up all the benefits of buying locally. Therefore, the client, Greenfield Local Hub has requested for the digital solution to include all the important information needed. This is in order for customers to have a more in-depth idea of the local hub and what they strive for, but also to convey a message to </w:t>
       </w:r>
-      <w:proofErr w:type="spellStart"/>
       <w:r>
         <w:rPr>
           <w:rFonts w:ascii="Calibri" w:hAnsi="Calibri" w:cs="Calibri"/>
           <w:color w:val="0D0D0D" w:themeColor="text1" w:themeTint="F2"/>
         </w:rPr>
-        <w:t>bef</w:t>
+        <w:t>society on how we must support the locals to boost the economy so the money stays within the community. By buying locally, it supports small businesses and new jobs are created, it also helps the environment by reducing transport emissions.</w:t>
       </w:r>
-      <w:proofErr w:type="spellEnd"/>
+      <w:r>
+        <w:rPr>
+          <w:rFonts w:ascii="Calibri" w:hAnsi="Calibri" w:cs="Calibri"/>
+          <w:color w:val="0D0D0D" w:themeColor="text1" w:themeTint="F2"/>
+        </w:rPr>
+        <w:t xml:space="preserve"> It could also be healthier to buy locally, fresh higher-quality products without any chemicals that keeps them last longer. </w:t>
+      </w:r>
+      <w:r>
+        <w:rPr>
+          <w:rFonts w:ascii="Calibri" w:hAnsi="Calibri" w:cs="Calibri"/>
+          <w:color w:val="0D0D0D" w:themeColor="text1" w:themeTint="F2"/>
+        </w:rPr>
+        <w:t>Including this information in the solution, will encourage customers to buy locally and help small businesses, it will also enhance the user experience and lead to higher revenue.</w:t>
+      </w:r>
     </w:p>
     <w:p/>
     <w:p>
@@ -1413,6 +1421,7 @@
           <w:sz w:val="24"/>
           <w:szCs w:val="24"/>
         </w:rPr>
+        <w:lastRenderedPageBreak/>
         <w:br/>
         <w:t>Accessibility Features</w:t>
       </w:r>
@@ -1482,12 +1491,16 @@
     <w:p/>
     <w:p/>
     <w:p/>
+    <w:p/>
+    <w:p/>
+    <w:p/>
     <w:p>
       <w:pPr>
         <w:pStyle w:val="Heading1"/>
       </w:pPr>
-      <w:bookmarkStart w:id="2" w:name="_Toc223956245"/>
+      <w:bookmarkStart w:id="2" w:name="_Toc223961288"/>
       <w:r>
+        <w:lastRenderedPageBreak/>
         <w:t>Project Aim</w:t>
       </w:r>
       <w:bookmarkEnd w:id="2"/>
@@ -1610,7 +1623,6 @@
           <w:sz w:val="24"/>
           <w:szCs w:val="24"/>
         </w:rPr>
-        <w:lastRenderedPageBreak/>
         <w:t>provide a dashboard to enable producers to manage stock levels, update product details and view orders.</w:t>
       </w:r>
     </w:p>
@@ -1693,24 +1705,13 @@
     <w:p/>
     <w:p/>
     <w:p/>
-    <w:p/>
-    <w:p/>
-    <w:p/>
-    <w:p/>
-    <w:p/>
-    <w:p/>
-    <w:p/>
-    <w:p/>
-    <w:p/>
-    <w:p/>
-    <w:p/>
-    <w:p/>
     <w:p>
       <w:pPr>
         <w:pStyle w:val="Heading1"/>
       </w:pPr>
-      <w:bookmarkStart w:id="3" w:name="_Toc223956246"/>
+      <w:bookmarkStart w:id="3" w:name="_Toc223961289"/>
       <w:r>
+        <w:lastRenderedPageBreak/>
         <w:t>Functional Requirements</w:t>
       </w:r>
       <w:bookmarkEnd w:id="3"/>
@@ -1876,7 +1877,11 @@
           <w:tcPr>
             <w:tcW w:w="2689" w:type="dxa"/>
           </w:tcPr>
-          <w:p/>
+          <w:p>
+            <w:r>
+              <w:t>Log In</w:t>
+            </w:r>
+          </w:p>
         </w:tc>
         <w:tc>
           <w:tcPr>
@@ -1902,7 +1907,11 @@
           <w:tcPr>
             <w:tcW w:w="2689" w:type="dxa"/>
           </w:tcPr>
-          <w:p/>
+          <w:p>
+            <w:r>
+              <w:t>Register</w:t>
+            </w:r>
+          </w:p>
         </w:tc>
         <w:tc>
           <w:tcPr>
@@ -1928,7 +1937,11 @@
           <w:tcPr>
             <w:tcW w:w="2689" w:type="dxa"/>
           </w:tcPr>
-          <w:p/>
+          <w:p>
+            <w:r>
+              <w:t>Account Information</w:t>
+            </w:r>
+          </w:p>
         </w:tc>
         <w:tc>
           <w:tcPr>
@@ -1954,7 +1967,11 @@
           <w:tcPr>
             <w:tcW w:w="2689" w:type="dxa"/>
           </w:tcPr>
-          <w:p/>
+          <w:p>
+            <w:r>
+              <w:t>Order History</w:t>
+            </w:r>
+          </w:p>
         </w:tc>
         <w:tc>
           <w:tcPr>
@@ -1980,7 +1997,11 @@
           <w:tcPr>
             <w:tcW w:w="2689" w:type="dxa"/>
           </w:tcPr>
-          <w:p/>
+          <w:p>
+            <w:r>
+              <w:t>Product listings with pricing and availability</w:t>
+            </w:r>
+          </w:p>
         </w:tc>
         <w:tc>
           <w:tcPr>
@@ -2006,7 +2027,11 @@
           <w:tcPr>
             <w:tcW w:w="2689" w:type="dxa"/>
           </w:tcPr>
-          <w:p/>
+          <w:p>
+            <w:r>
+              <w:t>Order Placement, collection or delivery</w:t>
+            </w:r>
+          </w:p>
         </w:tc>
         <w:tc>
           <w:tcPr>
@@ -2032,7 +2057,11 @@
           <w:tcPr>
             <w:tcW w:w="2689" w:type="dxa"/>
           </w:tcPr>
-          <w:p/>
+          <w:p>
+            <w:r>
+              <w:t>Producer information and local benefits</w:t>
+            </w:r>
+          </w:p>
         </w:tc>
         <w:tc>
           <w:tcPr>
@@ -2053,6 +2082,159 @@
           <w:p/>
         </w:tc>
       </w:tr>
+      <w:tr>
+        <w:tc>
+          <w:tcPr>
+            <w:tcW w:w="2689" w:type="dxa"/>
+          </w:tcPr>
+          <w:p>
+            <w:r>
+              <w:t>Producer stock</w:t>
+            </w:r>
+          </w:p>
+        </w:tc>
+        <w:tc>
+          <w:tcPr>
+            <w:tcW w:w="1559" w:type="dxa"/>
+          </w:tcPr>
+          <w:p/>
+        </w:tc>
+        <w:tc>
+          <w:tcPr>
+            <w:tcW w:w="2514" w:type="dxa"/>
+          </w:tcPr>
+          <w:p/>
+        </w:tc>
+        <w:tc>
+          <w:tcPr>
+            <w:tcW w:w="2254" w:type="dxa"/>
+          </w:tcPr>
+          <w:p/>
+        </w:tc>
+      </w:tr>
+      <w:tr>
+        <w:tc>
+          <w:tcPr>
+            <w:tcW w:w="2689" w:type="dxa"/>
+          </w:tcPr>
+          <w:p>
+            <w:r>
+              <w:t>Product Management Dashboard</w:t>
+            </w:r>
+          </w:p>
+        </w:tc>
+        <w:tc>
+          <w:tcPr>
+            <w:tcW w:w="1559" w:type="dxa"/>
+          </w:tcPr>
+          <w:p/>
+        </w:tc>
+        <w:tc>
+          <w:tcPr>
+            <w:tcW w:w="2514" w:type="dxa"/>
+          </w:tcPr>
+          <w:p/>
+        </w:tc>
+        <w:tc>
+          <w:tcPr>
+            <w:tcW w:w="2254" w:type="dxa"/>
+          </w:tcPr>
+          <w:p/>
+        </w:tc>
+      </w:tr>
+      <w:tr>
+        <w:tc>
+          <w:tcPr>
+            <w:tcW w:w="2689" w:type="dxa"/>
+          </w:tcPr>
+          <w:p>
+            <w:r>
+              <w:t>Order Mana</w:t>
+            </w:r>
+            <w:r>
+              <w:t>gement</w:t>
+            </w:r>
+          </w:p>
+        </w:tc>
+        <w:tc>
+          <w:tcPr>
+            <w:tcW w:w="1559" w:type="dxa"/>
+          </w:tcPr>
+          <w:p/>
+        </w:tc>
+        <w:tc>
+          <w:tcPr>
+            <w:tcW w:w="2514" w:type="dxa"/>
+          </w:tcPr>
+          <w:p/>
+        </w:tc>
+        <w:tc>
+          <w:tcPr>
+            <w:tcW w:w="2254" w:type="dxa"/>
+          </w:tcPr>
+          <w:p/>
+        </w:tc>
+      </w:tr>
+      <w:tr>
+        <w:tc>
+          <w:tcPr>
+            <w:tcW w:w="2689" w:type="dxa"/>
+          </w:tcPr>
+          <w:p>
+            <w:r>
+              <w:t>Loyalty Scheme</w:t>
+            </w:r>
+          </w:p>
+        </w:tc>
+        <w:tc>
+          <w:tcPr>
+            <w:tcW w:w="1559" w:type="dxa"/>
+          </w:tcPr>
+          <w:p/>
+        </w:tc>
+        <w:tc>
+          <w:tcPr>
+            <w:tcW w:w="2514" w:type="dxa"/>
+          </w:tcPr>
+          <w:p/>
+        </w:tc>
+        <w:tc>
+          <w:tcPr>
+            <w:tcW w:w="2254" w:type="dxa"/>
+          </w:tcPr>
+          <w:p/>
+        </w:tc>
+      </w:tr>
+      <w:tr>
+        <w:tc>
+          <w:tcPr>
+            <w:tcW w:w="2689" w:type="dxa"/>
+          </w:tcPr>
+          <w:p>
+            <w:r>
+              <w:t>Accessibility Features</w:t>
+            </w:r>
+          </w:p>
+        </w:tc>
+        <w:tc>
+          <w:tcPr>
+            <w:tcW w:w="1559" w:type="dxa"/>
+          </w:tcPr>
+          <w:p/>
+        </w:tc>
+        <w:tc>
+          <w:tcPr>
+            <w:tcW w:w="2514" w:type="dxa"/>
+          </w:tcPr>
+          <w:p/>
+        </w:tc>
+        <w:tc>
+          <w:tcPr>
+            <w:tcW w:w="2254" w:type="dxa"/>
+          </w:tcPr>
+          <w:p/>
+        </w:tc>
+      </w:tr>
     </w:tbl>
     <w:p/>
     <w:p/>
@@ -2065,19 +2247,13 @@
     <w:p/>
     <w:p/>
     <w:p/>
-    <w:p/>
-    <w:p/>
-    <w:p/>
-    <w:p/>
-    <w:p/>
-    <w:p/>
-    <w:p/>
     <w:p>
       <w:pPr>
         <w:pStyle w:val="Heading1"/>
       </w:pPr>
-      <w:bookmarkStart w:id="4" w:name="_Toc223956247"/>
+      <w:bookmarkStart w:id="4" w:name="_Toc223961290"/>
       <w:r>
+        <w:lastRenderedPageBreak/>
         <w:t>Non-Functional Requirements</w:t>
       </w:r>
       <w:bookmarkEnd w:id="4"/>
@@ -2864,7 +3040,6 @@
                 <w:sz w:val="32"/>
                 <w:szCs w:val="32"/>
               </w:rPr>
-              <w:lastRenderedPageBreak/>
               <w:t>Accessibility</w:t>
             </w:r>
           </w:p>
@@ -2983,58 +3158,169 @@
     <w:p>
       <w:pPr>
         <w:pStyle w:val="Heading1"/>
-      </w:pPr>
-      <w:bookmarkStart w:id="5" w:name="_Toc223956248"/>
+        <w:spacing w:after="240"/>
+      </w:pPr>
+      <w:bookmarkStart w:id="5" w:name="_Toc223961291"/>
       <w:r>
+        <w:lastRenderedPageBreak/>
         <w:t>Hierarchy Diagram</w:t>
       </w:r>
       <w:bookmarkEnd w:id="5"/>
     </w:p>
     <w:p/>
-    <w:p/>
-    <w:p/>
-    <w:p/>
-    <w:p/>
-    <w:p/>
-    <w:p/>
-    <w:p/>
-    <w:p/>
-    <w:p/>
-    <w:p/>
-    <w:p/>
-    <w:p/>
     <w:p>
+      <w:r>
+        <w:rPr>
+          <w:noProof/>
+        </w:rPr>
+        <w:drawing>
+          <wp:inline distT="0" distB="0" distL="0" distR="0" wp14:anchorId="430B06B4" wp14:editId="434BE920">
+            <wp:extent cx="5731510" cy="3943985"/>
+            <wp:effectExtent l="0" t="0" r="2540" b="0"/>
+            <wp:docPr id="1" name="Picture 1"/>
+            <wp:cNvGraphicFramePr>
+              <a:graphicFrameLocks xmlns:a="http://schemas.openxmlformats.org/drawingml/2006/main" noChangeAspect="1"/>
+            </wp:cNvGraphicFramePr>
+            <a:graphic xmlns:a="http://schemas.openxmlformats.org/drawingml/2006/main">
+              <a:graphicData uri="http://schemas.openxmlformats.org/drawingml/2006/picture">
+                <pic:pic xmlns:pic="http://schemas.openxmlformats.org/drawingml/2006/picture">
+                  <pic:nvPicPr>
+                    <pic:cNvPr id="0" name="Picture 1"/>
+                    <pic:cNvPicPr>
+                      <a:picLocks noChangeAspect="1" noChangeArrowheads="1"/>
+                    </pic:cNvPicPr>
+                  </pic:nvPicPr>
+                  <pic:blipFill>
+                    <a:blip r:embed="rId8">
+                      <a:extLst>
+                        <a:ext uri="{28A0092B-C50C-407E-A947-70E740481C1C}">
+                          <a14:useLocalDpi xmlns:a14="http://schemas.microsoft.com/office/drawing/2010/main" val="0"/>
+                        </a:ext>
+                      </a:extLst>
+                    </a:blip>
+                    <a:srcRect/>
+                    <a:stretch>
+                      <a:fillRect/>
+                    </a:stretch>
+                  </pic:blipFill>
+                  <pic:spPr bwMode="auto">
+                    <a:xfrm>
+                      <a:off x="0" y="0"/>
+                      <a:ext cx="5731510" cy="3943985"/>
+                    </a:xfrm>
+                    <a:prstGeom prst="rect">
+                      <a:avLst/>
+                    </a:prstGeom>
+                    <a:noFill/>
+                    <a:ln>
+                      <a:noFill/>
+                    </a:ln>
+                  </pic:spPr>
+                </pic:pic>
+              </a:graphicData>
+            </a:graphic>
+          </wp:inline>
+        </w:drawing>
+      </w:r>
+    </w:p>
+    <w:p>
       <w:pPr>
         <w:pStyle w:val="Heading1"/>
       </w:pPr>
-      <w:bookmarkStart w:id="6" w:name="_Toc223956249"/>
+      <w:bookmarkStart w:id="6" w:name="_Toc223961292"/>
       <w:r>
         <w:t>UI Considerations</w:t>
       </w:r>
       <w:bookmarkEnd w:id="6"/>
     </w:p>
-    <w:p/>
-    <w:p/>
-    <w:p/>
-    <w:p/>
-    <w:p/>
-    <w:p/>
-    <w:p/>
-    <w:p/>
-    <w:p/>
-    <w:p/>
-    <w:p/>
-    <w:p/>
-    <w:p/>
-    <w:p/>
-    <w:p/>
-    <w:p/>
     <w:p>
       <w:pPr>
+        <w:spacing w:before="240"/>
+        <w:rPr>
+          <w:rFonts w:ascii="Calibri" w:hAnsi="Calibri" w:cs="Calibri"/>
+        </w:rPr>
+      </w:pPr>
+      <w:r>
+        <w:rPr>
+          <w:rFonts w:ascii="Calibri" w:hAnsi="Calibri" w:cs="Calibri"/>
+        </w:rPr>
+        <w:t xml:space="preserve">The digital </w:t>
+      </w:r>
+      <w:r>
+        <w:rPr>
+          <w:rFonts w:ascii="Calibri" w:hAnsi="Calibri" w:cs="Calibri"/>
+        </w:rPr>
+        <w:t xml:space="preserve">solution for Greenfield Local Hub must be developed in a professional way for it to represent the business well. The solution must be usable, visually appealing and industry standard. For the user to have a seamless experience the user interface must be </w:t>
+      </w:r>
+      <w:r>
+        <w:rPr>
+          <w:rFonts w:ascii="Calibri" w:hAnsi="Calibri" w:cs="Calibri"/>
+        </w:rPr>
+        <w:t>modern and clean</w:t>
+      </w:r>
+      <w:r>
+        <w:rPr>
+          <w:rFonts w:ascii="Calibri" w:hAnsi="Calibri" w:cs="Calibri"/>
+        </w:rPr>
+        <w:t xml:space="preserve"> without too much information on the pages which could lead to confused users. For the designing phase I have considered some key aspects which are the colour scheme, images, fonts and spacing. </w:t>
+      </w:r>
+      <w:r>
+        <w:rPr>
+          <w:rFonts w:ascii="Calibri" w:hAnsi="Calibri" w:cs="Calibri"/>
+        </w:rPr>
+        <w:t>First of all, the colour scheme I am planning to use is clean, industry standard and is connected to nature. The main colours I am using are dark green, white/cream, and a dark charcoal/brown colour.</w:t>
+      </w:r>
+    </w:p>
+    <w:p>
+      <w:pPr>
+        <w:rPr>
+          <w:rFonts w:ascii="Calibri" w:hAnsi="Calibri" w:cs="Calibri"/>
+        </w:rPr>
+      </w:pPr>
+    </w:p>
+    <w:p>
+      <w:pPr>
+        <w:rPr>
+          <w:rFonts w:ascii="Calibri" w:hAnsi="Calibri" w:cs="Calibri"/>
+        </w:rPr>
+      </w:pPr>
+    </w:p>
+    <w:p>
+      <w:pPr>
+        <w:rPr>
+          <w:rFonts w:ascii="Calibri" w:hAnsi="Calibri" w:cs="Calibri"/>
+        </w:rPr>
+      </w:pPr>
+    </w:p>
+    <w:p>
+      <w:pPr>
+        <w:rPr>
+          <w:rFonts w:ascii="Calibri" w:hAnsi="Calibri" w:cs="Calibri"/>
+        </w:rPr>
+      </w:pPr>
+    </w:p>
+    <w:p>
+      <w:pPr>
+        <w:rPr>
+          <w:rFonts w:ascii="Calibri" w:hAnsi="Calibri" w:cs="Calibri"/>
+        </w:rPr>
+      </w:pPr>
+    </w:p>
+    <w:p>
+      <w:pPr>
+        <w:rPr>
+          <w:rFonts w:ascii="Calibri" w:hAnsi="Calibri" w:cs="Calibri"/>
+        </w:rPr>
+      </w:pPr>
+    </w:p>
+    <w:p/>
+    <w:p>
+      <w:pPr>
         <w:pStyle w:val="Heading1"/>
       </w:pPr>
-      <w:bookmarkStart w:id="7" w:name="_Toc223956250"/>
+      <w:bookmarkStart w:id="7" w:name="_Toc223961293"/>
       <w:r>
+        <w:lastRenderedPageBreak/>
         <w:t>Security Considerations &amp; Risk Mitigation</w:t>
       </w:r>
       <w:bookmarkEnd w:id="7"/>
@@ -3045,7 +3331,7 @@
       <w:pPr>
         <w:pStyle w:val="Heading2"/>
       </w:pPr>
-      <w:bookmarkStart w:id="8" w:name="_Toc223956251"/>
+      <w:bookmarkStart w:id="8" w:name="_Toc223961294"/>
       <w:r>
         <w:t>Risk Matrix</w:t>
       </w:r>
@@ -3082,12 +3368,210 @@
       <w:pPr>
         <w:pStyle w:val="Heading1"/>
       </w:pPr>
-      <w:bookmarkStart w:id="9" w:name="_Toc223956252"/>
+      <w:bookmarkStart w:id="9" w:name="_Toc223961295"/>
       <w:r>
+        <w:lastRenderedPageBreak/>
         <w:t>Legal and Regulatory Guidelines</w:t>
       </w:r>
       <w:bookmarkEnd w:id="9"/>
     </w:p>
+    <w:p/>
+    <w:tbl>
+      <w:tblPr>
+        <w:tblStyle w:val="TableGrid"/>
+        <w:tblW w:w="0" w:type="auto"/>
+        <w:tblLook w:val="04A0" w:firstRow="1" w:lastRow="0" w:firstColumn="1" w:lastColumn="0" w:noHBand="0" w:noVBand="1"/>
+      </w:tblPr>
+      <w:tblGrid>
+        <w:gridCol w:w="3397"/>
+        <w:gridCol w:w="5619"/>
+      </w:tblGrid>
+      <w:tr>
+        <w:tc>
+          <w:tcPr>
+            <w:tcW w:w="3397" w:type="dxa"/>
+            <w:shd w:val="clear" w:color="auto" w:fill="323E4F" w:themeFill="text2" w:themeFillShade="BF"/>
+          </w:tcPr>
+          <w:p>
+            <w:pPr>
+              <w:jc w:val="center"/>
+              <w:rPr>
+                <w:b/>
+                <w:bCs/>
+                <w:color w:val="FFFFFF" w:themeColor="background1"/>
+                <w:sz w:val="28"/>
+                <w:szCs w:val="28"/>
+              </w:rPr>
+            </w:pPr>
+            <w:r>
+              <w:rPr>
+                <w:b/>
+                <w:bCs/>
+                <w:color w:val="FFFFFF" w:themeColor="background1"/>
+                <w:sz w:val="28"/>
+                <w:szCs w:val="28"/>
+              </w:rPr>
+              <w:t>Legislation</w:t>
+            </w:r>
+          </w:p>
+        </w:tc>
+        <w:tc>
+          <w:tcPr>
+            <w:tcW w:w="5619" w:type="dxa"/>
+            <w:shd w:val="clear" w:color="auto" w:fill="323E4F" w:themeFill="text2" w:themeFillShade="BF"/>
+          </w:tcPr>
+          <w:p>
+            <w:pPr>
+              <w:jc w:val="center"/>
+              <w:rPr>
+                <w:b/>
+                <w:bCs/>
+                <w:color w:val="FFFFFF" w:themeColor="background1"/>
+                <w:sz w:val="28"/>
+                <w:szCs w:val="28"/>
+              </w:rPr>
+            </w:pPr>
+            <w:r>
+              <w:rPr>
+                <w:b/>
+                <w:bCs/>
+                <w:color w:val="FFFFFF" w:themeColor="background1"/>
+                <w:sz w:val="28"/>
+                <w:szCs w:val="28"/>
+              </w:rPr>
+              <w:t>Application</w:t>
+            </w:r>
+          </w:p>
+        </w:tc>
+      </w:tr>
+      <w:tr>
+        <w:tc>
+          <w:tcPr>
+            <w:tcW w:w="3397" w:type="dxa"/>
+          </w:tcPr>
+          <w:p>
+            <w:r>
+              <w:t>GDPR / Data Protection Act 2018</w:t>
+            </w:r>
+          </w:p>
+        </w:tc>
+        <w:tc>
+          <w:tcPr>
+            <w:tcW w:w="5619" w:type="dxa"/>
+          </w:tcPr>
+          <w:p/>
+        </w:tc>
+      </w:tr>
+      <w:tr>
+        <w:tc>
+          <w:tcPr>
+            <w:tcW w:w="3397" w:type="dxa"/>
+          </w:tcPr>
+          <w:p>
+            <w:r>
+              <w:t>Consumer Rights Act 2015</w:t>
+            </w:r>
+          </w:p>
+        </w:tc>
+        <w:tc>
+          <w:tcPr>
+            <w:tcW w:w="5619" w:type="dxa"/>
+          </w:tcPr>
+          <w:p/>
+        </w:tc>
+      </w:tr>
+      <w:tr>
+        <w:tc>
+          <w:tcPr>
+            <w:tcW w:w="3397" w:type="dxa"/>
+          </w:tcPr>
+          <w:p>
+            <w:r>
+              <w:t>Consumer Protection from Unfair Trading Regulations 2008</w:t>
+            </w:r>
+          </w:p>
+        </w:tc>
+        <w:tc>
+          <w:tcPr>
+            <w:tcW w:w="5619" w:type="dxa"/>
+          </w:tcPr>
+          <w:p/>
+        </w:tc>
+      </w:tr>
+      <w:tr>
+        <w:tc>
+          <w:tcPr>
+            <w:tcW w:w="3397" w:type="dxa"/>
+          </w:tcPr>
+          <w:p>
+            <w:r>
+              <w:t>Electronic Commerce (EC Directive) Regulations 2002</w:t>
+            </w:r>
+          </w:p>
+        </w:tc>
+        <w:tc>
+          <w:tcPr>
+            <w:tcW w:w="5619" w:type="dxa"/>
+          </w:tcPr>
+          <w:p/>
+        </w:tc>
+      </w:tr>
+      <w:tr>
+        <w:tc>
+          <w:tcPr>
+            <w:tcW w:w="3397" w:type="dxa"/>
+          </w:tcPr>
+          <w:p>
+            <w:r>
+              <w:t>Equality Act 2010 &amp; Accessibility Standards WCAG</w:t>
+            </w:r>
+          </w:p>
+        </w:tc>
+        <w:tc>
+          <w:tcPr>
+            <w:tcW w:w="5619" w:type="dxa"/>
+          </w:tcPr>
+          <w:p/>
+        </w:tc>
+      </w:tr>
+      <w:tr>
+        <w:tc>
+          <w:tcPr>
+            <w:tcW w:w="3397" w:type="dxa"/>
+          </w:tcPr>
+          <w:p>
+            <w:r>
+              <w:t>General Food Law</w:t>
+            </w:r>
+          </w:p>
+        </w:tc>
+        <w:tc>
+          <w:tcPr>
+            <w:tcW w:w="5619" w:type="dxa"/>
+          </w:tcPr>
+          <w:p/>
+        </w:tc>
+      </w:tr>
+      <w:tr>
+        <w:tc>
+          <w:tcPr>
+            <w:tcW w:w="3397" w:type="dxa"/>
+          </w:tcPr>
+          <w:p>
+            <w:r>
+              <w:t>Food Information Regulations 2014</w:t>
+            </w:r>
+          </w:p>
+        </w:tc>
+        <w:tc>
+          <w:tcPr>
+            <w:tcW w:w="5619" w:type="dxa"/>
+          </w:tcPr>
+          <w:p/>
+        </w:tc>
+      </w:tr>
+    </w:tbl>
+    <w:p/>
     <w:sectPr>
       <w:pgSz w:w="11906" w:h="16838"/>
       <w:pgMar w:top="1440" w:right="1440" w:bottom="1440" w:left="1440" w:header="708" w:footer="708" w:gutter="0"/>
@@ -3919,6 +4403,18 @@
       <w:spacing w:val="15"/>
     </w:rPr>
   </w:style>
+  <w:style w:type="character" w:styleId="UnresolvedMention">
+    <w:name w:val="Unresolved Mention"/>
+    <w:basedOn w:val="DefaultParagraphFont"/>
+    <w:uiPriority w:val="99"/>
+    <w:semiHidden/>
+    <w:unhideWhenUsed/>
+    <w:rsid w:val="00BF3BC5"/>
+    <w:rPr>
+      <w:color w:val="605E5C"/>
+      <w:shd w:val="clear" w:color="auto" w:fill="E1DFDD"/>
+    </w:rPr>
+  </w:style>
 </w:styles>
 </file>
 
@@ -4056,7 +4552,7 @@
   </w:compat>
   <w:rsids>
     <w:rsidRoot w:val="00F9325C"/>
-    <w:rsid w:val="00BC352B"/>
+    <w:rsid w:val="00B03F3A"/>
     <w:rsid w:val="00F9325C"/>
   </w:rsids>
   <m:mathPr>

--- a/Task 1/Task 1a/Task1_Proposal_RegistrationNumber__Naser_A.docx
+++ b/Task 1/Task 1a/Task1_Proposal_RegistrationNumber__Naser_A.docx
@@ -1,11 +1,13 @@
 
 <file path=word/document.xml><?xml version="1.0" encoding="utf-8"?>
-<w:document xmlns:wpc="http://schemas.microsoft.com/office/word/2010/wordprocessingCanvas" xmlns:cx="http://schemas.microsoft.com/office/drawing/2014/chartex" xmlns:cx1="http://schemas.microsoft.com/office/drawing/2015/9/8/chartex" xmlns:cx2="http://schemas.microsoft.com/office/drawing/2015/10/21/chartex" xmlns:cx3="http://schemas.microsoft.com/office/drawing/2016/5/9/chartex" xmlns:cx4="http://schemas.microsoft.com/office/drawing/2016/5/10/chartex" xmlns:cx5="http://schemas.microsoft.com/office/drawing/2016/5/11/chartex" xmlns:cx6="http://schemas.microsoft.com/office/drawing/2016/5/12/chartex" xmlns:cx7="http://schemas.microsoft.com/office/drawing/2016/5/13/chartex" xmlns:cx8="http://schemas.microsoft.com/office/drawing/2016/5/14/chartex" xmlns:mc="http://schemas.openxmlformats.org/markup-compatibility/2006" xmlns:aink="http://schemas.microsoft.com/office/drawing/2016/ink" xmlns:am3d="http://schemas.microsoft.com/office/drawing/2017/model3d" xmlns:o="urn:schemas-microsoft-com:office:office" xmlns:r="http://schemas.openxmlformats.org/officeDocument/2006/relationships" xmlns:m="http://schemas.openxmlformats.org/officeDocument/2006/math" xmlns:v="urn:schemas-microsoft-com:vml" xmlns:wp14="http://schemas.microsoft.com/office/word/2010/wordprocessingDrawing" xmlns:wp="http://schemas.openxmlformats.org/drawingml/2006/wordprocessingDrawing" xmlns:w10="urn:schemas-microsoft-com:office:word" xmlns:w="http://schemas.openxmlformats.org/wordprocessingml/2006/main" xmlns:w14="http://schemas.microsoft.com/office/word/2010/wordml" xmlns:w15="http://schemas.microsoft.com/office/word/2012/wordml" xmlns:w16cex="http://schemas.microsoft.com/office/word/2018/wordml/cex" xmlns:w16cid="http://schemas.microsoft.com/office/word/2016/wordml/cid" xmlns:w16="http://schemas.microsoft.com/office/word/2018/wordml" xmlns:w16sdtdh="http://schemas.microsoft.com/office/word/2020/wordml/sdtdatahash" xmlns:w16se="http://schemas.microsoft.com/office/word/2015/wordml/symex" xmlns:wpg="http://schemas.microsoft.com/office/word/2010/wordprocessingGroup" xmlns:wpi="http://schemas.microsoft.com/office/word/2010/wordprocessingInk" xmlns:wne="http://schemas.microsoft.com/office/word/2006/wordml" xmlns:wps="http://schemas.microsoft.com/office/word/2010/wordprocessingShape" mc:Ignorable="w14 w15 w16se w16cid w16 w16cex w16sdtdh wp14">
+<w:document xmlns:wpc="http://schemas.microsoft.com/office/word/2010/wordprocessingCanvas" xmlns:cx="http://schemas.microsoft.com/office/drawing/2014/chartex" xmlns:cx1="http://schemas.microsoft.com/office/drawing/2015/9/8/chartex" xmlns:cx2="http://schemas.microsoft.com/office/drawing/2015/10/21/chartex" xmlns:cx3="http://schemas.microsoft.com/office/drawing/2016/5/9/chartex" xmlns:cx4="http://schemas.microsoft.com/office/drawing/2016/5/10/chartex" xmlns:cx5="http://schemas.microsoft.com/office/drawing/2016/5/11/chartex" xmlns:cx6="http://schemas.microsoft.com/office/drawing/2016/5/12/chartex" xmlns:cx7="http://schemas.microsoft.com/office/drawing/2016/5/13/chartex" xmlns:cx8="http://schemas.microsoft.com/office/drawing/2016/5/14/chartex" xmlns:mc="http://schemas.openxmlformats.org/markup-compatibility/2006" xmlns:aink="http://schemas.microsoft.com/office/drawing/2016/ink" xmlns:am3d="http://schemas.microsoft.com/office/drawing/2017/model3d" xmlns:o="urn:schemas-microsoft-com:office:office" xmlns:oel="http://schemas.microsoft.com/office/2019/extlst" xmlns:r="http://schemas.openxmlformats.org/officeDocument/2006/relationships" xmlns:m="http://schemas.openxmlformats.org/officeDocument/2006/math" xmlns:v="urn:schemas-microsoft-com:vml" xmlns:wp14="http://schemas.microsoft.com/office/word/2010/wordprocessingDrawing" xmlns:wp="http://schemas.openxmlformats.org/drawingml/2006/wordprocessingDrawing" xmlns:w10="urn:schemas-microsoft-com:office:word" xmlns:w="http://schemas.openxmlformats.org/wordprocessingml/2006/main" xmlns:w14="http://schemas.microsoft.com/office/word/2010/wordml" xmlns:w15="http://schemas.microsoft.com/office/word/2012/wordml" xmlns:w16cex="http://schemas.microsoft.com/office/word/2018/wordml/cex" xmlns:w16cid="http://schemas.microsoft.com/office/word/2016/wordml/cid" xmlns:w16="http://schemas.microsoft.com/office/word/2018/wordml" xmlns:w16du="http://schemas.microsoft.com/office/word/2023/wordml/word16du" xmlns:w16sdtdh="http://schemas.microsoft.com/office/word/2020/wordml/sdtdatahash" xmlns:w16sdtfl="http://schemas.microsoft.com/office/word/2024/wordml/sdtformatlock" xmlns:w16se="http://schemas.microsoft.com/office/word/2015/wordml/symex" xmlns:wpg="http://schemas.microsoft.com/office/word/2010/wordprocessingGroup" xmlns:wpi="http://schemas.microsoft.com/office/word/2010/wordprocessingInk" xmlns:wne="http://schemas.microsoft.com/office/word/2006/wordml" xmlns:wps="http://schemas.microsoft.com/office/word/2010/wordprocessingShape" mc:Ignorable="w14 w15 w16se w16cid w16 w16cex w16sdtdh w16sdtfl w16du wp14">
   <w:body>
     <w:sdt>
       <w:sdtPr>
         <w:rPr>
+          <w:rFonts w:eastAsiaTheme="minorHAnsi"/>
           <w:color w:val="4472C4" w:themeColor="accent1"/>
+          <w:lang w:eastAsia="en-US"/>
         </w:rPr>
         <w:id w:val="-327982231"/>
         <w:docPartObj>
@@ -15,9 +17,7 @@
       </w:sdtPr>
       <w:sdtEndPr>
         <w:rPr>
-          <w:rFonts w:eastAsiaTheme="minorHAnsi"/>
           <w:color w:val="auto"/>
-          <w:lang w:eastAsia="en-US"/>
         </w:rPr>
       </w:sdtEndPr>
       <w:sdtContent>
@@ -255,6 +255,13 @@
     </w:sdt>
     <w:sdt>
       <w:sdtPr>
+        <w:rPr>
+          <w:rFonts w:asciiTheme="minorHAnsi" w:eastAsiaTheme="minorHAnsi" w:hAnsiTheme="minorHAnsi" w:cstheme="minorBidi"/>
+          <w:color w:val="auto"/>
+          <w:sz w:val="22"/>
+          <w:szCs w:val="22"/>
+          <w:lang w:eastAsia="en-US"/>
+        </w:rPr>
         <w:id w:val="695822746"/>
         <w:docPartObj>
           <w:docPartGallery w:val="Table of Contents"/>
@@ -263,13 +270,8 @@
       </w:sdtPr>
       <w:sdtEndPr>
         <w:rPr>
-          <w:rFonts w:asciiTheme="minorHAnsi" w:eastAsiaTheme="minorHAnsi" w:hAnsiTheme="minorHAnsi" w:cstheme="minorBidi"/>
           <w:b/>
           <w:bCs/>
-          <w:color w:val="auto"/>
-          <w:sz w:val="22"/>
-          <w:szCs w:val="22"/>
-          <w:lang w:eastAsia="en-US"/>
         </w:rPr>
       </w:sdtEndPr>
       <w:sdtContent>
@@ -290,7 +292,11 @@
             <w:rPr>
               <w:rFonts w:eastAsiaTheme="minorEastAsia"/>
               <w:noProof/>
+              <w:kern w:val="2"/>
+              <w:sz w:val="24"/>
+              <w:szCs w:val="24"/>
               <w:lang w:eastAsia="en-GB"/>
+              <w14:ligatures w14:val="standardContextual"/>
             </w:rPr>
           </w:pPr>
           <w:r>
@@ -302,7 +308,7 @@
           <w:r>
             <w:fldChar w:fldCharType="separate"/>
           </w:r>
-          <w:hyperlink w:anchor="_Toc223961286" w:history="1">
+          <w:hyperlink w:anchor="_Toc223991154" w:history="1">
             <w:r>
               <w:rPr>
                 <w:rStyle w:val="Hyperlink"/>
@@ -329,7 +335,7 @@
                 <w:noProof/>
                 <w:webHidden/>
               </w:rPr>
-              <w:instrText xml:space="preserve"> PAGEREF _Toc223961286 \h </w:instrText>
+              <w:instrText xml:space="preserve"> PAGEREF _Toc223991154 \h </w:instrText>
             </w:r>
             <w:r>
               <w:rPr>
@@ -369,10 +375,14 @@
             <w:rPr>
               <w:rFonts w:eastAsiaTheme="minorEastAsia"/>
               <w:noProof/>
+              <w:kern w:val="2"/>
+              <w:sz w:val="24"/>
+              <w:szCs w:val="24"/>
               <w:lang w:eastAsia="en-GB"/>
+              <w14:ligatures w14:val="standardContextual"/>
             </w:rPr>
           </w:pPr>
-          <w:hyperlink w:anchor="_Toc223961287" w:history="1">
+          <w:hyperlink w:anchor="_Toc223991155" w:history="1">
             <w:r>
               <w:rPr>
                 <w:rStyle w:val="Hyperlink"/>
@@ -399,7 +409,7 @@
                 <w:noProof/>
                 <w:webHidden/>
               </w:rPr>
-              <w:instrText xml:space="preserve"> PAGEREF _Toc223961287 \h </w:instrText>
+              <w:instrText xml:space="preserve"> PAGEREF _Toc223991155 \h </w:instrText>
             </w:r>
             <w:r>
               <w:rPr>
@@ -439,10 +449,14 @@
             <w:rPr>
               <w:rFonts w:eastAsiaTheme="minorEastAsia"/>
               <w:noProof/>
+              <w:kern w:val="2"/>
+              <w:sz w:val="24"/>
+              <w:szCs w:val="24"/>
               <w:lang w:eastAsia="en-GB"/>
+              <w14:ligatures w14:val="standardContextual"/>
             </w:rPr>
           </w:pPr>
-          <w:hyperlink w:anchor="_Toc223961288" w:history="1">
+          <w:hyperlink w:anchor="_Toc223991156" w:history="1">
             <w:r>
               <w:rPr>
                 <w:rStyle w:val="Hyperlink"/>
@@ -469,7 +483,7 @@
                 <w:noProof/>
                 <w:webHidden/>
               </w:rPr>
-              <w:instrText xml:space="preserve"> PAGEREF _Toc223961288 \h </w:instrText>
+              <w:instrText xml:space="preserve"> PAGEREF _Toc223991156 \h </w:instrText>
             </w:r>
             <w:r>
               <w:rPr>
@@ -489,7 +503,7 @@
                 <w:noProof/>
                 <w:webHidden/>
               </w:rPr>
-              <w:t>4</w:t>
+              <w:t>5</w:t>
             </w:r>
             <w:r>
               <w:rPr>
@@ -509,10 +523,14 @@
             <w:rPr>
               <w:rFonts w:eastAsiaTheme="minorEastAsia"/>
               <w:noProof/>
+              <w:kern w:val="2"/>
+              <w:sz w:val="24"/>
+              <w:szCs w:val="24"/>
               <w:lang w:eastAsia="en-GB"/>
+              <w14:ligatures w14:val="standardContextual"/>
             </w:rPr>
           </w:pPr>
-          <w:hyperlink w:anchor="_Toc223961289" w:history="1">
+          <w:hyperlink w:anchor="_Toc223991157" w:history="1">
             <w:r>
               <w:rPr>
                 <w:rStyle w:val="Hyperlink"/>
@@ -539,7 +557,7 @@
                 <w:noProof/>
                 <w:webHidden/>
               </w:rPr>
-              <w:instrText xml:space="preserve"> PAGEREF _Toc223961289 \h </w:instrText>
+              <w:instrText xml:space="preserve"> PAGEREF _Toc223991157 \h </w:instrText>
             </w:r>
             <w:r>
               <w:rPr>
@@ -579,10 +597,14 @@
             <w:rPr>
               <w:rFonts w:eastAsiaTheme="minorEastAsia"/>
               <w:noProof/>
+              <w:kern w:val="2"/>
+              <w:sz w:val="24"/>
+              <w:szCs w:val="24"/>
               <w:lang w:eastAsia="en-GB"/>
+              <w14:ligatures w14:val="standardContextual"/>
             </w:rPr>
           </w:pPr>
-          <w:hyperlink w:anchor="_Toc223961290" w:history="1">
+          <w:hyperlink w:anchor="_Toc223991158" w:history="1">
             <w:r>
               <w:rPr>
                 <w:rStyle w:val="Hyperlink"/>
@@ -609,7 +631,7 @@
                 <w:noProof/>
                 <w:webHidden/>
               </w:rPr>
-              <w:instrText xml:space="preserve"> PAGEREF _Toc223961290 \h </w:instrText>
+              <w:instrText xml:space="preserve"> PAGEREF _Toc223991158 \h </w:instrText>
             </w:r>
             <w:r>
               <w:rPr>
@@ -649,10 +671,14 @@
             <w:rPr>
               <w:rFonts w:eastAsiaTheme="minorEastAsia"/>
               <w:noProof/>
+              <w:kern w:val="2"/>
+              <w:sz w:val="24"/>
+              <w:szCs w:val="24"/>
               <w:lang w:eastAsia="en-GB"/>
+              <w14:ligatures w14:val="standardContextual"/>
             </w:rPr>
           </w:pPr>
-          <w:hyperlink w:anchor="_Toc223961291" w:history="1">
+          <w:hyperlink w:anchor="_Toc223991159" w:history="1">
             <w:r>
               <w:rPr>
                 <w:rStyle w:val="Hyperlink"/>
@@ -679,7 +705,7 @@
                 <w:noProof/>
                 <w:webHidden/>
               </w:rPr>
-              <w:instrText xml:space="preserve"> PAGEREF _Toc223961291 \h </w:instrText>
+              <w:instrText xml:space="preserve"> PAGEREF _Toc223991159 \h </w:instrText>
             </w:r>
             <w:r>
               <w:rPr>
@@ -719,10 +745,14 @@
             <w:rPr>
               <w:rFonts w:eastAsiaTheme="minorEastAsia"/>
               <w:noProof/>
+              <w:kern w:val="2"/>
+              <w:sz w:val="24"/>
+              <w:szCs w:val="24"/>
               <w:lang w:eastAsia="en-GB"/>
+              <w14:ligatures w14:val="standardContextual"/>
             </w:rPr>
           </w:pPr>
-          <w:hyperlink w:anchor="_Toc223961292" w:history="1">
+          <w:hyperlink w:anchor="_Toc223991160" w:history="1">
             <w:r>
               <w:rPr>
                 <w:rStyle w:val="Hyperlink"/>
@@ -749,7 +779,7 @@
                 <w:noProof/>
                 <w:webHidden/>
               </w:rPr>
-              <w:instrText xml:space="preserve"> PAGEREF _Toc223961292 \h </w:instrText>
+              <w:instrText xml:space="preserve"> PAGEREF _Toc223991160 \h </w:instrText>
             </w:r>
             <w:r>
               <w:rPr>
@@ -769,7 +799,7 @@
                 <w:noProof/>
                 <w:webHidden/>
               </w:rPr>
-              <w:t>10</w:t>
+              <w:t>9</w:t>
             </w:r>
             <w:r>
               <w:rPr>
@@ -789,10 +819,14 @@
             <w:rPr>
               <w:rFonts w:eastAsiaTheme="minorEastAsia"/>
               <w:noProof/>
+              <w:kern w:val="2"/>
+              <w:sz w:val="24"/>
+              <w:szCs w:val="24"/>
               <w:lang w:eastAsia="en-GB"/>
+              <w14:ligatures w14:val="standardContextual"/>
             </w:rPr>
           </w:pPr>
-          <w:hyperlink w:anchor="_Toc223961293" w:history="1">
+          <w:hyperlink w:anchor="_Toc223991161" w:history="1">
             <w:r>
               <w:rPr>
                 <w:rStyle w:val="Hyperlink"/>
@@ -819,7 +853,7 @@
                 <w:noProof/>
                 <w:webHidden/>
               </w:rPr>
-              <w:instrText xml:space="preserve"> PAGEREF _Toc223961293 \h </w:instrText>
+              <w:instrText xml:space="preserve"> PAGEREF _Toc223991161 \h </w:instrText>
             </w:r>
             <w:r>
               <w:rPr>
@@ -859,10 +893,14 @@
             <w:rPr>
               <w:rFonts w:eastAsiaTheme="minorEastAsia"/>
               <w:noProof/>
+              <w:kern w:val="2"/>
+              <w:sz w:val="24"/>
+              <w:szCs w:val="24"/>
               <w:lang w:eastAsia="en-GB"/>
+              <w14:ligatures w14:val="standardContextual"/>
             </w:rPr>
           </w:pPr>
-          <w:hyperlink w:anchor="_Toc223961294" w:history="1">
+          <w:hyperlink w:anchor="_Toc223991162" w:history="1">
             <w:r>
               <w:rPr>
                 <w:rStyle w:val="Hyperlink"/>
@@ -889,7 +927,7 @@
                 <w:noProof/>
                 <w:webHidden/>
               </w:rPr>
-              <w:instrText xml:space="preserve"> PAGEREF _Toc223961294 \h </w:instrText>
+              <w:instrText xml:space="preserve"> PAGEREF _Toc223991162 \h </w:instrText>
             </w:r>
             <w:r>
               <w:rPr>
@@ -929,10 +967,14 @@
             <w:rPr>
               <w:rFonts w:eastAsiaTheme="minorEastAsia"/>
               <w:noProof/>
+              <w:kern w:val="2"/>
+              <w:sz w:val="24"/>
+              <w:szCs w:val="24"/>
               <w:lang w:eastAsia="en-GB"/>
+              <w14:ligatures w14:val="standardContextual"/>
             </w:rPr>
           </w:pPr>
-          <w:hyperlink w:anchor="_Toc223961295" w:history="1">
+          <w:hyperlink w:anchor="_Toc223991163" w:history="1">
             <w:r>
               <w:rPr>
                 <w:rStyle w:val="Hyperlink"/>
@@ -959,7 +1001,7 @@
                 <w:noProof/>
                 <w:webHidden/>
               </w:rPr>
-              <w:instrText xml:space="preserve"> PAGEREF _Toc223961295 \h </w:instrText>
+              <w:instrText xml:space="preserve"> PAGEREF _Toc223991163 \h </w:instrText>
             </w:r>
             <w:r>
               <w:rPr>
@@ -1024,7 +1066,7 @@
       <w:pPr>
         <w:pStyle w:val="Heading1"/>
       </w:pPr>
-      <w:bookmarkStart w:id="0" w:name="_Toc223961286"/>
+      <w:bookmarkStart w:id="0" w:name="_Toc223991154"/>
       <w:r>
         <w:lastRenderedPageBreak/>
         <w:t>Research</w:t>
@@ -1077,7 +1119,7 @@
       <w:pPr>
         <w:pStyle w:val="Heading1"/>
       </w:pPr>
-      <w:bookmarkStart w:id="1" w:name="_Toc223961287"/>
+      <w:bookmarkStart w:id="1" w:name="_Toc223991155"/>
       <w:r>
         <w:lastRenderedPageBreak/>
         <w:t>Business Context</w:t>
@@ -1134,66 +1176,170 @@
           <w:rFonts w:ascii="Calibri" w:hAnsi="Calibri" w:cs="Calibri"/>
           <w:color w:val="0D0D0D" w:themeColor="text1" w:themeTint="F2"/>
         </w:rPr>
-        <w:t xml:space="preserve">in the local farming and food producing industry fail to provide essential and necessary information in their </w:t>
+        <w:t xml:space="preserve">in the local farming and food producing industry fail to </w:t>
       </w:r>
       <w:r>
         <w:rPr>
           <w:rFonts w:ascii="Calibri" w:hAnsi="Calibri" w:cs="Calibri"/>
           <w:color w:val="0D0D0D" w:themeColor="text1" w:themeTint="F2"/>
         </w:rPr>
-        <w:t>digital solution</w:t>
+        <w:t xml:space="preserve">clearly </w:t>
       </w:r>
       <w:r>
         <w:rPr>
           <w:rFonts w:ascii="Calibri" w:hAnsi="Calibri" w:cs="Calibri"/>
           <w:color w:val="0D0D0D" w:themeColor="text1" w:themeTint="F2"/>
         </w:rPr>
-        <w:t xml:space="preserve">. Most of them never mention specifically who the producers </w:t>
+        <w:t xml:space="preserve">provide </w:t>
       </w:r>
       <w:r>
         <w:rPr>
           <w:rFonts w:ascii="Calibri" w:hAnsi="Calibri" w:cs="Calibri"/>
           <w:color w:val="0D0D0D" w:themeColor="text1" w:themeTint="F2"/>
         </w:rPr>
-        <w:t xml:space="preserve">of the products </w:t>
+        <w:t>detailed</w:t>
       </w:r>
       <w:r>
         <w:rPr>
           <w:rFonts w:ascii="Calibri" w:hAnsi="Calibri" w:cs="Calibri"/>
           <w:color w:val="0D0D0D" w:themeColor="text1" w:themeTint="F2"/>
         </w:rPr>
-        <w:t xml:space="preserve">are, as well as the methods they have used and </w:t>
+        <w:t xml:space="preserve"> information in their </w:t>
       </w:r>
       <w:r>
         <w:rPr>
           <w:rFonts w:ascii="Calibri" w:hAnsi="Calibri" w:cs="Calibri"/>
           <w:color w:val="0D0D0D" w:themeColor="text1" w:themeTint="F2"/>
         </w:rPr>
-        <w:t xml:space="preserve">they also fail to bring up all the benefits of buying locally. Therefore, the client, Greenfield Local Hub has requested for the digital solution to include all the important information needed. This is in order for customers to have a more in-depth idea of the local hub and what they strive for, but also to convey a message to </w:t>
+        <w:t>digital solution</w:t>
       </w:r>
       <w:r>
         <w:rPr>
           <w:rFonts w:ascii="Calibri" w:hAnsi="Calibri" w:cs="Calibri"/>
           <w:color w:val="0D0D0D" w:themeColor="text1" w:themeTint="F2"/>
         </w:rPr>
-        <w:t>society on how we must support the locals to boost the economy so the money stays within the community. By buying locally, it supports small businesses and new jobs are created, it also helps the environment by reducing transport emissions.</w:t>
+        <w:t xml:space="preserve">. </w:t>
       </w:r>
       <w:r>
         <w:rPr>
           <w:rFonts w:ascii="Calibri" w:hAnsi="Calibri" w:cs="Calibri"/>
           <w:color w:val="0D0D0D" w:themeColor="text1" w:themeTint="F2"/>
         </w:rPr>
-        <w:t xml:space="preserve"> It could also be healthier to buy locally, fresh higher-quality products without any chemicals that keeps them last longer. </w:t>
+        <w:t>They missed to</w:t>
       </w:r>
       <w:r>
         <w:rPr>
           <w:rFonts w:ascii="Calibri" w:hAnsi="Calibri" w:cs="Calibri"/>
           <w:color w:val="0D0D0D" w:themeColor="text1" w:themeTint="F2"/>
         </w:rPr>
+        <w:t xml:space="preserve"> mention who the</w:t>
+      </w:r>
+      <w:r>
+        <w:rPr>
+          <w:rFonts w:ascii="Calibri" w:hAnsi="Calibri" w:cs="Calibri"/>
+          <w:color w:val="0D0D0D" w:themeColor="text1" w:themeTint="F2"/>
+        </w:rPr>
+        <w:t xml:space="preserve">ir </w:t>
+      </w:r>
+      <w:r>
+        <w:rPr>
+          <w:rFonts w:ascii="Calibri" w:hAnsi="Calibri" w:cs="Calibri"/>
+          <w:color w:val="0D0D0D" w:themeColor="text1" w:themeTint="F2"/>
+        </w:rPr>
+        <w:t xml:space="preserve">producers are, as well as the methods they have </w:t>
+      </w:r>
+      <w:r>
+        <w:rPr>
+          <w:rFonts w:ascii="Calibri" w:hAnsi="Calibri" w:cs="Calibri"/>
+          <w:color w:val="0D0D0D" w:themeColor="text1" w:themeTint="F2"/>
+        </w:rPr>
+        <w:t>used,</w:t>
+      </w:r>
+      <w:r>
+        <w:rPr>
+          <w:rFonts w:ascii="Calibri" w:hAnsi="Calibri" w:cs="Calibri"/>
+          <w:color w:val="0D0D0D" w:themeColor="text1" w:themeTint="F2"/>
+        </w:rPr>
+        <w:t xml:space="preserve"> and </w:t>
+      </w:r>
+      <w:r>
+        <w:rPr>
+          <w:rFonts w:ascii="Calibri" w:hAnsi="Calibri" w:cs="Calibri"/>
+          <w:color w:val="0D0D0D" w:themeColor="text1" w:themeTint="F2"/>
+        </w:rPr>
+        <w:t xml:space="preserve">they also fail to bring up all the benefits of buying locally. </w:t>
+      </w:r>
+      <w:r>
+        <w:rPr>
+          <w:rFonts w:ascii="Calibri" w:hAnsi="Calibri" w:cs="Calibri"/>
+          <w:color w:val="0D0D0D" w:themeColor="text1" w:themeTint="F2"/>
+        </w:rPr>
+        <w:t xml:space="preserve">This results in customers being hesitant, the connection and trust with the customer reduces, abandoned shopping carts or even preferring to go shop from competitors. </w:t>
+      </w:r>
+      <w:r>
+        <w:rPr>
+          <w:rFonts w:ascii="Calibri" w:hAnsi="Calibri" w:cs="Calibri"/>
+          <w:color w:val="0D0D0D" w:themeColor="text1" w:themeTint="F2"/>
+        </w:rPr>
+        <w:t xml:space="preserve">Therefore, the client, Greenfield Local Hub has requested for the digital solution to include all the important information needed. This is </w:t>
+      </w:r>
+      <w:r>
+        <w:rPr>
+          <w:rFonts w:ascii="Calibri" w:hAnsi="Calibri" w:cs="Calibri"/>
+          <w:color w:val="0D0D0D" w:themeColor="text1" w:themeTint="F2"/>
+        </w:rPr>
+        <w:t>for</w:t>
+      </w:r>
+      <w:r>
+        <w:rPr>
+          <w:rFonts w:ascii="Calibri" w:hAnsi="Calibri" w:cs="Calibri"/>
+          <w:color w:val="0D0D0D" w:themeColor="text1" w:themeTint="F2"/>
+        </w:rPr>
+        <w:t xml:space="preserve"> customers to have a more in-depth idea of the local hub and what they strive for, but also to convey a message to </w:t>
+      </w:r>
+      <w:r>
+        <w:rPr>
+          <w:rFonts w:ascii="Calibri" w:hAnsi="Calibri" w:cs="Calibri"/>
+          <w:color w:val="0D0D0D" w:themeColor="text1" w:themeTint="F2"/>
+        </w:rPr>
+        <w:t xml:space="preserve">society on how we must support the locals to boost the </w:t>
+      </w:r>
+      <w:r>
+        <w:rPr>
+          <w:rFonts w:ascii="Calibri" w:hAnsi="Calibri" w:cs="Calibri"/>
+          <w:color w:val="0D0D0D" w:themeColor="text1" w:themeTint="F2"/>
+        </w:rPr>
+        <w:t>economy,</w:t>
+      </w:r>
+      <w:r>
+        <w:rPr>
+          <w:rFonts w:ascii="Calibri" w:hAnsi="Calibri" w:cs="Calibri"/>
+          <w:color w:val="0D0D0D" w:themeColor="text1" w:themeTint="F2"/>
+        </w:rPr>
+        <w:t xml:space="preserve"> so the money stays within the community. By buying locally, it supports small businesses and new jobs are created, it also helps the environment by reducing transport emissions</w:t>
+      </w:r>
+      <w:r>
+        <w:rPr>
+          <w:rFonts w:ascii="Calibri" w:hAnsi="Calibri" w:cs="Calibri"/>
+          <w:color w:val="0D0D0D" w:themeColor="text1" w:themeTint="F2"/>
+        </w:rPr>
+        <w:t xml:space="preserve">. </w:t>
+      </w:r>
+      <w:r>
+        <w:rPr>
+          <w:rFonts w:ascii="Calibri" w:hAnsi="Calibri" w:cs="Calibri"/>
+          <w:color w:val="0D0D0D" w:themeColor="text1" w:themeTint="F2"/>
+        </w:rPr>
         <w:t>Including this information in the solution, will encourage customers to buy locally and help small businesses, it will also enhance the user experience and lead to higher revenue.</w:t>
       </w:r>
+      <w:r>
+        <w:rPr>
+          <w:rFonts w:ascii="Calibri" w:hAnsi="Calibri" w:cs="Calibri"/>
+          <w:color w:val="0D0D0D" w:themeColor="text1" w:themeTint="F2"/>
+        </w:rPr>
+        <w:t xml:space="preserve"> Greenfield Local Hub will then become credible in the community, securing a strong position in the industry. </w:t>
+      </w:r>
     </w:p>
-    <w:p/>
     <w:p>
       <w:pPr>
         <w:pStyle w:val="Subtitle"/>
@@ -1205,7 +1351,10 @@
           <w:szCs w:val="24"/>
         </w:rPr>
       </w:pPr>
-      <w:r>
+    </w:p>
+    <w:p>
+      <w:pPr>
+        <w:pStyle w:val="Subtitle"/>
         <w:rPr>
           <w:b/>
           <w:bCs/>
@@ -1213,12 +1362,8 @@
           <w:sz w:val="24"/>
           <w:szCs w:val="24"/>
         </w:rPr>
-        <w:t>Product Listings with Pricing &amp; Availability</w:t>
-      </w:r>
-    </w:p>
-    <w:p>
-      <w:pPr>
-        <w:pStyle w:val="Subtitle"/>
+      </w:pPr>
+      <w:r>
         <w:rPr>
           <w:b/>
           <w:bCs/>
@@ -1226,7 +1371,24 @@
           <w:sz w:val="24"/>
           <w:szCs w:val="24"/>
         </w:rPr>
-      </w:pPr>
+        <w:t>Product Listings with Pricing &amp; Availability</w:t>
+      </w:r>
+    </w:p>
+    <w:p>
+      <w:pPr>
+        <w:pStyle w:val="Subtitle"/>
+        <w:rPr>
+          <w:rFonts w:ascii="Calibri" w:hAnsi="Calibri" w:cs="Calibri"/>
+          <w:color w:val="0D0D0D" w:themeColor="text1" w:themeTint="F2"/>
+        </w:rPr>
+      </w:pPr>
+      <w:r>
+        <w:rPr>
+          <w:rFonts w:ascii="Calibri" w:hAnsi="Calibri" w:cs="Calibri"/>
+          <w:color w:val="0D0D0D" w:themeColor="text1" w:themeTint="F2"/>
+        </w:rPr>
+        <w:t>The client</w:t>
+      </w:r>
     </w:p>
     <w:p>
       <w:pPr>
@@ -1498,7 +1660,7 @@
       <w:pPr>
         <w:pStyle w:val="Heading1"/>
       </w:pPr>
-      <w:bookmarkStart w:id="2" w:name="_Toc223961288"/>
+      <w:bookmarkStart w:id="2" w:name="_Toc223991156"/>
       <w:r>
         <w:lastRenderedPageBreak/>
         <w:t>Project Aim</w:t>
@@ -1709,7 +1871,7 @@
       <w:pPr>
         <w:pStyle w:val="Heading1"/>
       </w:pPr>
-      <w:bookmarkStart w:id="3" w:name="_Toc223961289"/>
+      <w:bookmarkStart w:id="3" w:name="_Toc223991157"/>
       <w:r>
         <w:lastRenderedPageBreak/>
         <w:t>Functional Requirements</w:t>
@@ -2251,7 +2413,7 @@
       <w:pPr>
         <w:pStyle w:val="Heading1"/>
       </w:pPr>
-      <w:bookmarkStart w:id="4" w:name="_Toc223961290"/>
+      <w:bookmarkStart w:id="4" w:name="_Toc223991158"/>
       <w:r>
         <w:lastRenderedPageBreak/>
         <w:t>Non-Functional Requirements</w:t>
@@ -3160,7 +3322,7 @@
         <w:pStyle w:val="Heading1"/>
         <w:spacing w:after="240"/>
       </w:pPr>
-      <w:bookmarkStart w:id="5" w:name="_Toc223961291"/>
+      <w:bookmarkStart w:id="5" w:name="_Toc223991159"/>
       <w:r>
         <w:lastRenderedPageBreak/>
         <w:t>Hierarchy Diagram</w:t>
@@ -3227,7 +3389,7 @@
       <w:pPr>
         <w:pStyle w:val="Heading1"/>
       </w:pPr>
-      <w:bookmarkStart w:id="6" w:name="_Toc223961292"/>
+      <w:bookmarkStart w:id="6" w:name="_Toc223991160"/>
       <w:r>
         <w:t>UI Considerations</w:t>
       </w:r>
@@ -3264,11 +3426,19 @@
         </w:rPr>
         <w:t xml:space="preserve"> without too much information on the pages which could lead to confused users. For the designing phase I have considered some key aspects which are the colour scheme, images, fonts and spacing. </w:t>
       </w:r>
+      <w:proofErr w:type="gramStart"/>
       <w:r>
         <w:rPr>
           <w:rFonts w:ascii="Calibri" w:hAnsi="Calibri" w:cs="Calibri"/>
         </w:rPr>
-        <w:t>First of all, the colour scheme I am planning to use is clean, industry standard and is connected to nature. The main colours I am using are dark green, white/cream, and a dark charcoal/brown colour.</w:t>
+        <w:t>First of all</w:t>
+      </w:r>
+      <w:proofErr w:type="gramEnd"/>
+      <w:r>
+        <w:rPr>
+          <w:rFonts w:ascii="Calibri" w:hAnsi="Calibri" w:cs="Calibri"/>
+        </w:rPr>
+        <w:t>, the colour scheme I am planning to use is clean, industry standard and is connected to nature. The main colours I am using are dark green, white/cream, and a dark charcoal/brown colour.</w:t>
       </w:r>
     </w:p>
     <w:p>
@@ -3318,7 +3488,7 @@
       <w:pPr>
         <w:pStyle w:val="Heading1"/>
       </w:pPr>
-      <w:bookmarkStart w:id="7" w:name="_Toc223961293"/>
+      <w:bookmarkStart w:id="7" w:name="_Toc223991161"/>
       <w:r>
         <w:lastRenderedPageBreak/>
         <w:t>Security Considerations &amp; Risk Mitigation</w:t>
@@ -3331,7 +3501,7 @@
       <w:pPr>
         <w:pStyle w:val="Heading2"/>
       </w:pPr>
-      <w:bookmarkStart w:id="8" w:name="_Toc223961294"/>
+      <w:bookmarkStart w:id="8" w:name="_Toc223991162"/>
       <w:r>
         <w:t>Risk Matrix</w:t>
       </w:r>
@@ -3368,7 +3538,7 @@
       <w:pPr>
         <w:pStyle w:val="Heading1"/>
       </w:pPr>
-      <w:bookmarkStart w:id="9" w:name="_Toc223961295"/>
+      <w:bookmarkStart w:id="9" w:name="_Toc223991163"/>
       <w:r>
         <w:lastRenderedPageBreak/>
         <w:t>Legal and Regulatory Guidelines</w:t>
@@ -3585,7 +3755,7 @@
 </file>
 
 <file path=word/numbering.xml><?xml version="1.0" encoding="utf-8"?>
-<w:numbering xmlns:wpc="http://schemas.microsoft.com/office/word/2010/wordprocessingCanvas" xmlns:cx="http://schemas.microsoft.com/office/drawing/2014/chartex" xmlns:cx1="http://schemas.microsoft.com/office/drawing/2015/9/8/chartex" xmlns:cx2="http://schemas.microsoft.com/office/drawing/2015/10/21/chartex" xmlns:cx3="http://schemas.microsoft.com/office/drawing/2016/5/9/chartex" xmlns:cx4="http://schemas.microsoft.com/office/drawing/2016/5/10/chartex" xmlns:cx5="http://schemas.microsoft.com/office/drawing/2016/5/11/chartex" xmlns:cx6="http://schemas.microsoft.com/office/drawing/2016/5/12/chartex" xmlns:cx7="http://schemas.microsoft.com/office/drawing/2016/5/13/chartex" xmlns:cx8="http://schemas.microsoft.com/office/drawing/2016/5/14/chartex" xmlns:mc="http://schemas.openxmlformats.org/markup-compatibility/2006" xmlns:aink="http://schemas.microsoft.com/office/drawing/2016/ink" xmlns:am3d="http://schemas.microsoft.com/office/drawing/2017/model3d" xmlns:o="urn:schemas-microsoft-com:office:office" xmlns:r="http://schemas.openxmlformats.org/officeDocument/2006/relationships" xmlns:m="http://schemas.openxmlformats.org/officeDocument/2006/math" xmlns:v="urn:schemas-microsoft-com:vml" xmlns:wp14="http://schemas.microsoft.com/office/word/2010/wordprocessingDrawing" xmlns:wp="http://schemas.openxmlformats.org/drawingml/2006/wordprocessingDrawing" xmlns:w10="urn:schemas-microsoft-com:office:word" xmlns:w="http://schemas.openxmlformats.org/wordprocessingml/2006/main" xmlns:w14="http://schemas.microsoft.com/office/word/2010/wordml" xmlns:w15="http://schemas.microsoft.com/office/word/2012/wordml" xmlns:w16cex="http://schemas.microsoft.com/office/word/2018/wordml/cex" xmlns:w16cid="http://schemas.microsoft.com/office/word/2016/wordml/cid" xmlns:w16="http://schemas.microsoft.com/office/word/2018/wordml" xmlns:w16sdtdh="http://schemas.microsoft.com/office/word/2020/wordml/sdtdatahash" xmlns:w16se="http://schemas.microsoft.com/office/word/2015/wordml/symex" xmlns:wpg="http://schemas.microsoft.com/office/word/2010/wordprocessingGroup" xmlns:wpi="http://schemas.microsoft.com/office/word/2010/wordprocessingInk" xmlns:wne="http://schemas.microsoft.com/office/word/2006/wordml" xmlns:wps="http://schemas.microsoft.com/office/word/2010/wordprocessingShape" mc:Ignorable="w14 w15 w16se w16cid w16 w16cex w16sdtdh wp14">
+<w:numbering xmlns:wpc="http://schemas.microsoft.com/office/word/2010/wordprocessingCanvas" xmlns:cx="http://schemas.microsoft.com/office/drawing/2014/chartex" xmlns:cx1="http://schemas.microsoft.com/office/drawing/2015/9/8/chartex" xmlns:cx2="http://schemas.microsoft.com/office/drawing/2015/10/21/chartex" xmlns:cx3="http://schemas.microsoft.com/office/drawing/2016/5/9/chartex" xmlns:cx4="http://schemas.microsoft.com/office/drawing/2016/5/10/chartex" xmlns:cx5="http://schemas.microsoft.com/office/drawing/2016/5/11/chartex" xmlns:cx6="http://schemas.microsoft.com/office/drawing/2016/5/12/chartex" xmlns:cx7="http://schemas.microsoft.com/office/drawing/2016/5/13/chartex" xmlns:cx8="http://schemas.microsoft.com/office/drawing/2016/5/14/chartex" xmlns:mc="http://schemas.openxmlformats.org/markup-compatibility/2006" xmlns:aink="http://schemas.microsoft.com/office/drawing/2016/ink" xmlns:am3d="http://schemas.microsoft.com/office/drawing/2017/model3d" xmlns:o="urn:schemas-microsoft-com:office:office" xmlns:oel="http://schemas.microsoft.com/office/2019/extlst" xmlns:r="http://schemas.openxmlformats.org/officeDocument/2006/relationships" xmlns:m="http://schemas.openxmlformats.org/officeDocument/2006/math" xmlns:v="urn:schemas-microsoft-com:vml" xmlns:wp14="http://schemas.microsoft.com/office/word/2010/wordprocessingDrawing" xmlns:wp="http://schemas.openxmlformats.org/drawingml/2006/wordprocessingDrawing" xmlns:w10="urn:schemas-microsoft-com:office:word" xmlns:w="http://schemas.openxmlformats.org/wordprocessingml/2006/main" xmlns:w14="http://schemas.microsoft.com/office/word/2010/wordml" xmlns:w15="http://schemas.microsoft.com/office/word/2012/wordml" xmlns:w16cex="http://schemas.microsoft.com/office/word/2018/wordml/cex" xmlns:w16cid="http://schemas.microsoft.com/office/word/2016/wordml/cid" xmlns:w16="http://schemas.microsoft.com/office/word/2018/wordml" xmlns:w16du="http://schemas.microsoft.com/office/word/2023/wordml/word16du" xmlns:w16sdtdh="http://schemas.microsoft.com/office/word/2020/wordml/sdtdatahash" xmlns:w16sdtfl="http://schemas.microsoft.com/office/word/2024/wordml/sdtformatlock" xmlns:w16se="http://schemas.microsoft.com/office/word/2015/wordml/symex" xmlns:wpg="http://schemas.microsoft.com/office/word/2010/wordprocessingGroup" xmlns:wpi="http://schemas.microsoft.com/office/word/2010/wordprocessingInk" xmlns:wne="http://schemas.microsoft.com/office/word/2006/wordml" xmlns:wps="http://schemas.microsoft.com/office/word/2010/wordprocessingShape" mc:Ignorable="w14 w15 w16se w16cid w16 w16cex w16sdtdh w16sdtfl w16du wp14">
   <w:abstractNum w:abstractNumId="0" w15:restartNumberingAfterBreak="0">
     <w:nsid w:val="00000001"/>
     <w:multiLevelType w:val="hybridMultilevel"/>
@@ -3763,17 +3933,17 @@
       </w:rPr>
     </w:lvl>
   </w:abstractNum>
-  <w:num w:numId="1">
+  <w:num w:numId="1" w16cid:durableId="858543385">
     <w:abstractNumId w:val="1"/>
   </w:num>
-  <w:num w:numId="2">
+  <w:num w:numId="2" w16cid:durableId="2051107037">
     <w:abstractNumId w:val="0"/>
   </w:num>
 </w:numbering>
 </file>
 
 <file path=word/styles.xml><?xml version="1.0" encoding="utf-8"?>
-<w:styles xmlns:mc="http://schemas.openxmlformats.org/markup-compatibility/2006" xmlns:r="http://schemas.openxmlformats.org/officeDocument/2006/relationships" xmlns:w="http://schemas.openxmlformats.org/wordprocessingml/2006/main" xmlns:w14="http://schemas.microsoft.com/office/word/2010/wordml" xmlns:w15="http://schemas.microsoft.com/office/word/2012/wordml" xmlns:w16cex="http://schemas.microsoft.com/office/word/2018/wordml/cex" xmlns:w16cid="http://schemas.microsoft.com/office/word/2016/wordml/cid" xmlns:w16="http://schemas.microsoft.com/office/word/2018/wordml" xmlns:w16sdtdh="http://schemas.microsoft.com/office/word/2020/wordml/sdtdatahash" xmlns:w16se="http://schemas.microsoft.com/office/word/2015/wordml/symex" mc:Ignorable="w14 w15 w16se w16cid w16 w16cex w16sdtdh">
+<w:styles xmlns:mc="http://schemas.openxmlformats.org/markup-compatibility/2006" xmlns:r="http://schemas.openxmlformats.org/officeDocument/2006/relationships" xmlns:w="http://schemas.openxmlformats.org/wordprocessingml/2006/main" xmlns:w14="http://schemas.microsoft.com/office/word/2010/wordml" xmlns:w15="http://schemas.microsoft.com/office/word/2012/wordml" xmlns:w16cex="http://schemas.microsoft.com/office/word/2018/wordml/cex" xmlns:w16cid="http://schemas.microsoft.com/office/word/2016/wordml/cid" xmlns:w16="http://schemas.microsoft.com/office/word/2018/wordml" xmlns:w16du="http://schemas.microsoft.com/office/word/2023/wordml/word16du" xmlns:w16sdtdh="http://schemas.microsoft.com/office/word/2020/wordml/sdtdatahash" xmlns:w16sdtfl="http://schemas.microsoft.com/office/word/2024/wordml/sdtformatlock" xmlns:w16se="http://schemas.microsoft.com/office/word/2015/wordml/symex" mc:Ignorable="w14 w15 w16se w16cid w16 w16cex w16sdtdh w16sdtfl w16du">
   <w:docDefaults>
     <w:rPrDefault>
       <w:rPr>
@@ -4217,6 +4387,7 @@
   <w:style w:type="character" w:default="1" w:styleId="DefaultParagraphFont">
     <w:name w:val="Default Paragraph Font"/>
     <w:uiPriority w:val="1"/>
+    <w:semiHidden/>
     <w:unhideWhenUsed/>
   </w:style>
   <w:style w:type="table" w:default="1" w:styleId="TableNormal">
@@ -4419,7 +4590,7 @@
 </file>
 
 <file path=word/glossary/document.xml><?xml version="1.0" encoding="utf-8"?>
-<w:glossaryDocument xmlns:wpc="http://schemas.microsoft.com/office/word/2010/wordprocessingCanvas" xmlns:cx="http://schemas.microsoft.com/office/drawing/2014/chartex" xmlns:cx1="http://schemas.microsoft.com/office/drawing/2015/9/8/chartex" xmlns:cx2="http://schemas.microsoft.com/office/drawing/2015/10/21/chartex" xmlns:cx3="http://schemas.microsoft.com/office/drawing/2016/5/9/chartex" xmlns:cx4="http://schemas.microsoft.com/office/drawing/2016/5/10/chartex" xmlns:cx5="http://schemas.microsoft.com/office/drawing/2016/5/11/chartex" xmlns:cx6="http://schemas.microsoft.com/office/drawing/2016/5/12/chartex" xmlns:cx7="http://schemas.microsoft.com/office/drawing/2016/5/13/chartex" xmlns:cx8="http://schemas.microsoft.com/office/drawing/2016/5/14/chartex" xmlns:mc="http://schemas.openxmlformats.org/markup-compatibility/2006" xmlns:aink="http://schemas.microsoft.com/office/drawing/2016/ink" xmlns:am3d="http://schemas.microsoft.com/office/drawing/2017/model3d" xmlns:o="urn:schemas-microsoft-com:office:office" xmlns:r="http://schemas.openxmlformats.org/officeDocument/2006/relationships" xmlns:m="http://schemas.openxmlformats.org/officeDocument/2006/math" xmlns:v="urn:schemas-microsoft-com:vml" xmlns:wp14="http://schemas.microsoft.com/office/word/2010/wordprocessingDrawing" xmlns:wp="http://schemas.openxmlformats.org/drawingml/2006/wordprocessingDrawing" xmlns:w10="urn:schemas-microsoft-com:office:word" xmlns:w="http://schemas.openxmlformats.org/wordprocessingml/2006/main" xmlns:w14="http://schemas.microsoft.com/office/word/2010/wordml" xmlns:w15="http://schemas.microsoft.com/office/word/2012/wordml" xmlns:w16cex="http://schemas.microsoft.com/office/word/2018/wordml/cex" xmlns:w16cid="http://schemas.microsoft.com/office/word/2016/wordml/cid" xmlns:w16="http://schemas.microsoft.com/office/word/2018/wordml" xmlns:w16sdtdh="http://schemas.microsoft.com/office/word/2020/wordml/sdtdatahash" xmlns:w16se="http://schemas.microsoft.com/office/word/2015/wordml/symex" xmlns:wpg="http://schemas.microsoft.com/office/word/2010/wordprocessingGroup" xmlns:wpi="http://schemas.microsoft.com/office/word/2010/wordprocessingInk" xmlns:wne="http://schemas.microsoft.com/office/word/2006/wordml" xmlns:wps="http://schemas.microsoft.com/office/word/2010/wordprocessingShape" mc:Ignorable="w14 w15 w16se w16cid w16 w16cex w16sdtdh wp14">
+<w:glossaryDocument xmlns:wpc="http://schemas.microsoft.com/office/word/2010/wordprocessingCanvas" xmlns:cx="http://schemas.microsoft.com/office/drawing/2014/chartex" xmlns:cx1="http://schemas.microsoft.com/office/drawing/2015/9/8/chartex" xmlns:cx2="http://schemas.microsoft.com/office/drawing/2015/10/21/chartex" xmlns:cx3="http://schemas.microsoft.com/office/drawing/2016/5/9/chartex" xmlns:cx4="http://schemas.microsoft.com/office/drawing/2016/5/10/chartex" xmlns:cx5="http://schemas.microsoft.com/office/drawing/2016/5/11/chartex" xmlns:cx6="http://schemas.microsoft.com/office/drawing/2016/5/12/chartex" xmlns:cx7="http://schemas.microsoft.com/office/drawing/2016/5/13/chartex" xmlns:cx8="http://schemas.microsoft.com/office/drawing/2016/5/14/chartex" xmlns:mc="http://schemas.openxmlformats.org/markup-compatibility/2006" xmlns:aink="http://schemas.microsoft.com/office/drawing/2016/ink" xmlns:am3d="http://schemas.microsoft.com/office/drawing/2017/model3d" xmlns:o="urn:schemas-microsoft-com:office:office" xmlns:oel="http://schemas.microsoft.com/office/2019/extlst" xmlns:r="http://schemas.openxmlformats.org/officeDocument/2006/relationships" xmlns:m="http://schemas.openxmlformats.org/officeDocument/2006/math" xmlns:v="urn:schemas-microsoft-com:vml" xmlns:wp14="http://schemas.microsoft.com/office/word/2010/wordprocessingDrawing" xmlns:wp="http://schemas.openxmlformats.org/drawingml/2006/wordprocessingDrawing" xmlns:w10="urn:schemas-microsoft-com:office:word" xmlns:w="http://schemas.openxmlformats.org/wordprocessingml/2006/main" xmlns:w14="http://schemas.microsoft.com/office/word/2010/wordml" xmlns:w15="http://schemas.microsoft.com/office/word/2012/wordml" xmlns:w16cex="http://schemas.microsoft.com/office/word/2018/wordml/cex" xmlns:w16cid="http://schemas.microsoft.com/office/word/2016/wordml/cid" xmlns:w16="http://schemas.microsoft.com/office/word/2018/wordml" xmlns:w16du="http://schemas.microsoft.com/office/word/2023/wordml/word16du" xmlns:w16sdtdh="http://schemas.microsoft.com/office/word/2020/wordml/sdtdatahash" xmlns:w16sdtfl="http://schemas.microsoft.com/office/word/2024/wordml/sdtformatlock" xmlns:w16se="http://schemas.microsoft.com/office/word/2015/wordml/symex" xmlns:wpg="http://schemas.microsoft.com/office/word/2010/wordprocessingGroup" xmlns:wpi="http://schemas.microsoft.com/office/word/2010/wordprocessingInk" xmlns:wne="http://schemas.microsoft.com/office/word/2006/wordml" xmlns:wps="http://schemas.microsoft.com/office/word/2010/wordprocessingShape" mc:Ignorable="w14 w15 w16se w16cid w16 w16cex w16sdtdh w16sdtfl w16du wp14">
   <w:docParts>
     <w:docPart>
       <w:docPartPr>
@@ -4445,7 +4616,7 @@
             <w:rPr>
               <w:rFonts w:asciiTheme="majorHAnsi" w:eastAsiaTheme="majorEastAsia" w:hAnsiTheme="majorHAnsi" w:cstheme="majorBidi"/>
               <w:caps/>
-              <w:color w:val="4472C4" w:themeColor="accent1"/>
+              <w:color w:val="156082" w:themeColor="accent1"/>
               <w:sz w:val="80"/>
               <w:szCs w:val="80"/>
             </w:rPr>
@@ -4476,7 +4647,7 @@
           </w:pPr>
           <w:r>
             <w:rPr>
-              <w:color w:val="4472C4" w:themeColor="accent1"/>
+              <w:color w:val="156082" w:themeColor="accent1"/>
               <w:sz w:val="28"/>
               <w:szCs w:val="28"/>
             </w:rPr>
@@ -4490,7 +4661,7 @@
 </file>
 
 <file path=word/glossary/fontTable.xml><?xml version="1.0" encoding="utf-8"?>
-<w:fonts xmlns:mc="http://schemas.openxmlformats.org/markup-compatibility/2006" xmlns:r="http://schemas.openxmlformats.org/officeDocument/2006/relationships" xmlns:w="http://schemas.openxmlformats.org/wordprocessingml/2006/main" xmlns:w14="http://schemas.microsoft.com/office/word/2010/wordml" xmlns:w15="http://schemas.microsoft.com/office/word/2012/wordml" xmlns:w16cex="http://schemas.microsoft.com/office/word/2018/wordml/cex" xmlns:w16cid="http://schemas.microsoft.com/office/word/2016/wordml/cid" xmlns:w16="http://schemas.microsoft.com/office/word/2018/wordml" xmlns:w16sdtdh="http://schemas.microsoft.com/office/word/2020/wordml/sdtdatahash" xmlns:w16se="http://schemas.microsoft.com/office/word/2015/wordml/symex" mc:Ignorable="w14 w15 w16se w16cid w16 w16cex w16sdtdh">
+<w:fonts xmlns:mc="http://schemas.openxmlformats.org/markup-compatibility/2006" xmlns:r="http://schemas.openxmlformats.org/officeDocument/2006/relationships" xmlns:w="http://schemas.openxmlformats.org/wordprocessingml/2006/main" xmlns:w14="http://schemas.microsoft.com/office/word/2010/wordml" xmlns:w15="http://schemas.microsoft.com/office/word/2012/wordml" xmlns:w16cex="http://schemas.microsoft.com/office/word/2018/wordml/cex" xmlns:w16cid="http://schemas.microsoft.com/office/word/2016/wordml/cid" xmlns:w16="http://schemas.microsoft.com/office/word/2018/wordml" xmlns:w16du="http://schemas.microsoft.com/office/word/2023/wordml/word16du" xmlns:w16sdtdh="http://schemas.microsoft.com/office/word/2020/wordml/sdtdatahash" xmlns:w16sdtfl="http://schemas.microsoft.com/office/word/2024/wordml/sdtformatlock" xmlns:w16se="http://schemas.microsoft.com/office/word/2015/wordml/symex" mc:Ignorable="w14 w15 w16se w16cid w16 w16cex w16sdtdh w16sdtfl w16du">
   <w:font w:name="Symbol">
     <w:panose1 w:val="05050102010706020507"/>
     <w:charset w:val="02"/>
@@ -4526,6 +4697,13 @@
     <w:pitch w:val="variable"/>
     <w:sig w:usb0="E4002EFF" w:usb1="C200247B" w:usb2="00000009" w:usb3="00000000" w:csb0="000001FF" w:csb1="00000000"/>
   </w:font>
+  <w:font w:name="Arial">
+    <w:panose1 w:val="020B0604020202020204"/>
+    <w:charset w:val="00"/>
+    <w:family w:val="swiss"/>
+    <w:pitch w:val="variable"/>
+    <w:sig w:usb0="E0002EFF" w:usb1="C000785B" w:usb2="00000009" w:usb3="00000000" w:csb0="000001FF" w:csb1="00000000"/>
+  </w:font>
   <w:font w:name="Calibri Light">
     <w:panose1 w:val="020F0302020204030204"/>
     <w:charset w:val="00"/>
@@ -4533,11 +4711,23 @@
     <w:pitch w:val="variable"/>
     <w:sig w:usb0="E4002EFF" w:usb1="C200247B" w:usb2="00000009" w:usb3="00000000" w:csb0="000001FF" w:csb1="00000000"/>
   </w:font>
+  <w:font w:name="Aptos">
+    <w:charset w:val="00"/>
+    <w:family w:val="swiss"/>
+    <w:pitch w:val="variable"/>
+    <w:sig w:usb0="20000287" w:usb1="00000003" w:usb2="00000000" w:usb3="00000000" w:csb0="0000019F" w:csb1="00000000"/>
+  </w:font>
+  <w:font w:name="Aptos Display">
+    <w:charset w:val="00"/>
+    <w:family w:val="swiss"/>
+    <w:pitch w:val="variable"/>
+    <w:sig w:usb0="20000287" w:usb1="00000003" w:usb2="00000000" w:usb3="00000000" w:csb0="0000019F" w:csb1="00000000"/>
+  </w:font>
 </w:fonts>
 </file>
 
 <file path=word/glossary/settings.xml><?xml version="1.0" encoding="utf-8"?>
-<w:settings xmlns:mc="http://schemas.openxmlformats.org/markup-compatibility/2006" xmlns:o="urn:schemas-microsoft-com:office:office" xmlns:r="http://schemas.openxmlformats.org/officeDocument/2006/relationships" xmlns:m="http://schemas.openxmlformats.org/officeDocument/2006/math" xmlns:v="urn:schemas-microsoft-com:vml" xmlns:w10="urn:schemas-microsoft-com:office:word" xmlns:w="http://schemas.openxmlformats.org/wordprocessingml/2006/main" xmlns:w14="http://schemas.microsoft.com/office/word/2010/wordml" xmlns:w15="http://schemas.microsoft.com/office/word/2012/wordml" xmlns:w16cex="http://schemas.microsoft.com/office/word/2018/wordml/cex" xmlns:w16cid="http://schemas.microsoft.com/office/word/2016/wordml/cid" xmlns:w16="http://schemas.microsoft.com/office/word/2018/wordml" xmlns:w16sdtdh="http://schemas.microsoft.com/office/word/2020/wordml/sdtdatahash" xmlns:w16se="http://schemas.microsoft.com/office/word/2015/wordml/symex" xmlns:sl="http://schemas.openxmlformats.org/schemaLibrary/2006/main" mc:Ignorable="w14 w15 w16se w16cid w16 w16cex w16sdtdh">
+<w:settings xmlns:mc="http://schemas.openxmlformats.org/markup-compatibility/2006" xmlns:o="urn:schemas-microsoft-com:office:office" xmlns:r="http://schemas.openxmlformats.org/officeDocument/2006/relationships" xmlns:m="http://schemas.openxmlformats.org/officeDocument/2006/math" xmlns:v="urn:schemas-microsoft-com:vml" xmlns:w10="urn:schemas-microsoft-com:office:word" xmlns:w="http://schemas.openxmlformats.org/wordprocessingml/2006/main" xmlns:w14="http://schemas.microsoft.com/office/word/2010/wordml" xmlns:w15="http://schemas.microsoft.com/office/word/2012/wordml" xmlns:w16cex="http://schemas.microsoft.com/office/word/2018/wordml/cex" xmlns:w16cid="http://schemas.microsoft.com/office/word/2016/wordml/cid" xmlns:w16="http://schemas.microsoft.com/office/word/2018/wordml" xmlns:w16du="http://schemas.microsoft.com/office/word/2023/wordml/word16du" xmlns:w16sdtdh="http://schemas.microsoft.com/office/word/2020/wordml/sdtdatahash" xmlns:w16sdtfl="http://schemas.microsoft.com/office/word/2024/wordml/sdtformatlock" xmlns:w16se="http://schemas.microsoft.com/office/word/2015/wordml/symex" xmlns:sl="http://schemas.openxmlformats.org/schemaLibrary/2006/main" mc:Ignorable="w14 w15 w16se w16cid w16 w16cex w16sdtdh w16sdtfl w16du">
   <w:view w:val="normal"/>
   <w:defaultTabStop w:val="720"/>
   <w:characterSpacingControl w:val="doNotCompress"/>
@@ -4552,7 +4742,10 @@
   </w:compat>
   <w:rsids>
     <w:rsidRoot w:val="00F9325C"/>
+    <w:rsid w:val="000D6F37"/>
+    <w:rsid w:val="002E5903"/>
     <w:rsid w:val="00B03F3A"/>
+    <w:rsid w:val="00ED6983"/>
     <w:rsid w:val="00F9325C"/>
   </w:rsids>
   <m:mathPr>
@@ -4568,7 +4761,7 @@
     <m:intLim m:val="subSup"/>
     <m:naryLim m:val="undOvr"/>
   </m:mathPr>
-  <w:themeFontLang w:val="en-GB"/>
+  <w:themeFontLang w:val="en-GB" w:bidi="ar-SA"/>
   <w:clrSchemeMapping w:bg1="light1" w:t1="dark1" w:bg2="light2" w:t2="dark2" w:accent1="accent1" w:accent2="accent2" w:accent3="accent3" w:accent4="accent4" w:accent5="accent5" w:accent6="accent6" w:hyperlink="hyperlink" w:followedHyperlink="followedHyperlink"/>
   <w:decimalSymbol w:val="."/>
   <w:listSeparator w:val=","/>
@@ -4577,7 +4770,7 @@
 </file>
 
 <file path=word/glossary/styles.xml><?xml version="1.0" encoding="utf-8"?>
-<w:styles xmlns:mc="http://schemas.openxmlformats.org/markup-compatibility/2006" xmlns:r="http://schemas.openxmlformats.org/officeDocument/2006/relationships" xmlns:w="http://schemas.openxmlformats.org/wordprocessingml/2006/main" xmlns:w14="http://schemas.microsoft.com/office/word/2010/wordml" xmlns:w15="http://schemas.microsoft.com/office/word/2012/wordml" xmlns:w16cex="http://schemas.microsoft.com/office/word/2018/wordml/cex" xmlns:w16cid="http://schemas.microsoft.com/office/word/2016/wordml/cid" xmlns:w16="http://schemas.microsoft.com/office/word/2018/wordml" xmlns:w16sdtdh="http://schemas.microsoft.com/office/word/2020/wordml/sdtdatahash" xmlns:w16se="http://schemas.microsoft.com/office/word/2015/wordml/symex" mc:Ignorable="w14 w15 w16se w16cid w16 w16cex w16sdtdh">
+<w:styles xmlns:mc="http://schemas.openxmlformats.org/markup-compatibility/2006" xmlns:r="http://schemas.openxmlformats.org/officeDocument/2006/relationships" xmlns:w="http://schemas.openxmlformats.org/wordprocessingml/2006/main" xmlns:w14="http://schemas.microsoft.com/office/word/2010/wordml" xmlns:w15="http://schemas.microsoft.com/office/word/2012/wordml" xmlns:w16cex="http://schemas.microsoft.com/office/word/2018/wordml/cex" xmlns:w16cid="http://schemas.microsoft.com/office/word/2016/wordml/cid" xmlns:w16="http://schemas.microsoft.com/office/word/2018/wordml" xmlns:w16du="http://schemas.microsoft.com/office/word/2023/wordml/word16du" xmlns:w16sdtdh="http://schemas.microsoft.com/office/word/2020/wordml/sdtdatahash" xmlns:w16sdtfl="http://schemas.microsoft.com/office/word/2024/wordml/sdtformatlock" xmlns:w16se="http://schemas.microsoft.com/office/word/2015/wordml/symex" mc:Ignorable="w14 w15 w16se w16cid w16 w16cex w16sdtdh w16sdtfl w16du">
   <w:docDefaults>
     <w:rPrDefault>
       <w:rPr>
@@ -5014,7 +5207,7 @@
 </file>
 
 <file path=word/glossary/webSettings.xml><?xml version="1.0" encoding="utf-8"?>
-<w:webSettings xmlns:mc="http://schemas.openxmlformats.org/markup-compatibility/2006" xmlns:r="http://schemas.openxmlformats.org/officeDocument/2006/relationships" xmlns:w="http://schemas.openxmlformats.org/wordprocessingml/2006/main" xmlns:w14="http://schemas.microsoft.com/office/word/2010/wordml" xmlns:w15="http://schemas.microsoft.com/office/word/2012/wordml" xmlns:w16cex="http://schemas.microsoft.com/office/word/2018/wordml/cex" xmlns:w16cid="http://schemas.microsoft.com/office/word/2016/wordml/cid" xmlns:w16="http://schemas.microsoft.com/office/word/2018/wordml" xmlns:w16sdtdh="http://schemas.microsoft.com/office/word/2020/wordml/sdtdatahash" xmlns:w16se="http://schemas.microsoft.com/office/word/2015/wordml/symex" mc:Ignorable="w14 w15 w16se w16cid w16 w16cex w16sdtdh">
+<w:webSettings xmlns:mc="http://schemas.openxmlformats.org/markup-compatibility/2006" xmlns:r="http://schemas.openxmlformats.org/officeDocument/2006/relationships" xmlns:w="http://schemas.openxmlformats.org/wordprocessingml/2006/main" xmlns:w14="http://schemas.microsoft.com/office/word/2010/wordml" xmlns:w15="http://schemas.microsoft.com/office/word/2012/wordml" xmlns:w16cex="http://schemas.microsoft.com/office/word/2018/wordml/cex" xmlns:w16cid="http://schemas.microsoft.com/office/word/2016/wordml/cid" xmlns:w16="http://schemas.microsoft.com/office/word/2018/wordml" xmlns:w16du="http://schemas.microsoft.com/office/word/2023/wordml/word16du" xmlns:w16sdtdh="http://schemas.microsoft.com/office/word/2020/wordml/sdtdatahash" xmlns:w16sdtfl="http://schemas.microsoft.com/office/word/2024/wordml/sdtformatlock" xmlns:w16se="http://schemas.microsoft.com/office/word/2015/wordml/symex" mc:Ignorable="w14 w15 w16se w16cid w16 w16cex w16sdtdh w16sdtfl w16du">
   <w:optimizeForBrowser/>
   <w:allowPNG/>
 </w:webSettings>
